--- a/research/yjs-manual-opt/swiss/output/imt050-wevac-eu-cn.docx
+++ b/research/yjs-manual-opt/swiss/output/imt050-wevac-eu-cn.docx
@@ -29,7 +29,7 @@
     </w:p>
     <w:p>
       <w:pPr>
-        <w:spacing w:after="600" w:before="160"/>
+        <w:spacing w:after="600" w:before="170"/>
         <w:jc w:val="left"/>
       </w:pPr>
       <w:r>
@@ -105,7 +105,7 @@
           <w:rFonts w:ascii="Arial" w:hAnsi="Arial" w:cs="Arial" w:eastAsia="Microsoft YaHei"/>
           <w:b w:val="0"/>
           <w:sz w:val="15"/>
-          <w:color w:val="8E8E93"/>
+          <w:color w:val="F5F5F5"/>
           <w:spacing w:val="5"/>
         </w:rPr>
         <w:t>说明书</w:t>
@@ -129,7 +129,7 @@
     <w:p>
       <w:pPr>
         <w:pBdr>
-          <w:top w:val="single" w:sz="10" w:space="1" w:color="000000"/>
+          <w:top w:val="single" w:sz="10" w:space="1" w:color="FFFFFF"/>
         </w:pBdr>
         <w:spacing w:after="60"/>
       </w:pPr>
@@ -143,7 +143,7 @@
           <w:rFonts w:ascii="Arial" w:hAnsi="Arial" w:cs="Arial" w:eastAsia="Microsoft YaHei"/>
           <w:b w:val="0"/>
           <w:sz w:val="10"/>
-          <w:color w:val="8E8E93"/>
+          <w:color w:val="F5F5F5"/>
           <w:spacing w:val="5"/>
         </w:rPr>
         <w:t>使用产品前请仔细阅读本说明书，并妥善保管。</w:t>
@@ -158,7 +158,7 @@
           <w:rFonts w:ascii="Arial" w:hAnsi="Arial" w:cs="Arial" w:eastAsia="Microsoft YaHei"/>
           <w:b w:val="0"/>
           <w:sz w:val="10"/>
-          <w:color w:val="8E8E93"/>
+          <w:color w:val="F5F5F5"/>
           <w:spacing w:val="5"/>
         </w:rPr>
         <w:t>说明书中的产品、配件等插图均为示意图，仅供参考。由于产品的更新与升级，产品实物与示意图可能略有差异，请以实物为准。</w:t>
@@ -200,7 +200,7 @@
           <w:rFonts w:ascii="Courier New" w:hAnsi="Courier New" w:cs="Courier New" w:eastAsia="Microsoft YaHei"/>
           <w:b w:val="0"/>
           <w:sz w:val="10"/>
-          <w:color w:val="8E8E93"/>
+          <w:color w:val="F5F5F5"/>
         </w:rPr>
         <w:tab/>
         <w:t>IMT050 — 说明书</w:t>
@@ -252,7 +252,7 @@
           <w:rFonts w:ascii="Courier New" w:hAnsi="Courier New" w:cs="Courier New" w:eastAsia="Microsoft YaHei"/>
           <w:b w:val="0"/>
           <w:sz w:val="12"/>
-          <w:color w:val="8E8E93"/>
+          <w:color w:val="F5F5F5"/>
         </w:rPr>
         <w:tab/>
         <w:t>3</w:t>
@@ -289,7 +289,7 @@
           <w:rFonts w:ascii="Courier New" w:hAnsi="Courier New" w:cs="Courier New" w:eastAsia="Microsoft YaHei"/>
           <w:b w:val="0"/>
           <w:sz w:val="12"/>
-          <w:color w:val="8E8E93"/>
+          <w:color w:val="F5F5F5"/>
         </w:rPr>
         <w:tab/>
         <w:t>5</w:t>
@@ -326,7 +326,7 @@
           <w:rFonts w:ascii="Courier New" w:hAnsi="Courier New" w:cs="Courier New" w:eastAsia="Microsoft YaHei"/>
           <w:b w:val="0"/>
           <w:sz w:val="12"/>
-          <w:color w:val="8E8E93"/>
+          <w:color w:val="F5F5F5"/>
         </w:rPr>
         <w:tab/>
         <w:t>6</w:t>
@@ -363,7 +363,7 @@
           <w:rFonts w:ascii="Courier New" w:hAnsi="Courier New" w:cs="Courier New" w:eastAsia="Microsoft YaHei"/>
           <w:b w:val="0"/>
           <w:sz w:val="12"/>
-          <w:color w:val="8E8E93"/>
+          <w:color w:val="F5F5F5"/>
         </w:rPr>
         <w:tab/>
         <w:t>7</w:t>
@@ -400,7 +400,7 @@
           <w:rFonts w:ascii="Courier New" w:hAnsi="Courier New" w:cs="Courier New" w:eastAsia="Microsoft YaHei"/>
           <w:b w:val="0"/>
           <w:sz w:val="12"/>
-          <w:color w:val="8E8E93"/>
+          <w:color w:val="F5F5F5"/>
         </w:rPr>
         <w:tab/>
         <w:t>8</w:t>
@@ -437,7 +437,7 @@
           <w:rFonts w:ascii="Courier New" w:hAnsi="Courier New" w:cs="Courier New" w:eastAsia="Microsoft YaHei"/>
           <w:b w:val="0"/>
           <w:sz w:val="12"/>
-          <w:color w:val="8E8E93"/>
+          <w:color w:val="F5F5F5"/>
         </w:rPr>
         <w:tab/>
         <w:t>9</w:t>
@@ -474,7 +474,7 @@
           <w:rFonts w:ascii="Courier New" w:hAnsi="Courier New" w:cs="Courier New" w:eastAsia="Microsoft YaHei"/>
           <w:b w:val="0"/>
           <w:sz w:val="12"/>
-          <w:color w:val="8E8E93"/>
+          <w:color w:val="F5F5F5"/>
         </w:rPr>
         <w:tab/>
         <w:t>11</w:t>
@@ -511,7 +511,7 @@
           <w:rFonts w:ascii="Courier New" w:hAnsi="Courier New" w:cs="Courier New" w:eastAsia="Microsoft YaHei"/>
           <w:b w:val="0"/>
           <w:sz w:val="12"/>
-          <w:color w:val="8E8E93"/>
+          <w:color w:val="F5F5F5"/>
         </w:rPr>
         <w:tab/>
         <w:t>12</w:t>
@@ -548,7 +548,7 @@
           <w:rFonts w:ascii="Courier New" w:hAnsi="Courier New" w:cs="Courier New" w:eastAsia="Microsoft YaHei"/>
           <w:b w:val="0"/>
           <w:sz w:val="12"/>
-          <w:color w:val="8E8E93"/>
+          <w:color w:val="F5F5F5"/>
         </w:rPr>
         <w:tab/>
         <w:t>13</w:t>
@@ -585,7 +585,7 @@
           <w:rFonts w:ascii="Courier New" w:hAnsi="Courier New" w:cs="Courier New" w:eastAsia="Microsoft YaHei"/>
           <w:b w:val="0"/>
           <w:sz w:val="12"/>
-          <w:color w:val="8E8E93"/>
+          <w:color w:val="F5F5F5"/>
         </w:rPr>
         <w:tab/>
         <w:t>14</w:t>
@@ -627,7 +627,7 @@
           <w:rFonts w:ascii="Courier New" w:hAnsi="Courier New" w:cs="Courier New" w:eastAsia="Microsoft YaHei"/>
           <w:b w:val="0"/>
           <w:sz w:val="10"/>
-          <w:color w:val="8E8E93"/>
+          <w:color w:val="F5F5F5"/>
         </w:rPr>
         <w:tab/>
         <w:t>CH.01 — SAFETY</w:t>
@@ -636,7 +636,7 @@
     <w:p>
       <w:pPr>
         <w:pBdr>
-          <w:left w:val="single" w:sz="18" w:space="4" w:color="000000"/>
+          <w:left w:val="single" w:sz="2" w:space="4" w:color="E63846"/>
         </w:pBdr>
         <w:spacing w:after="120" w:line="240" w:lineRule="auto"/>
         <w:ind w:left="85"/>
@@ -771,7 +771,7 @@
           </w:p>
           <w:p>
             <w:pPr>
-              <w:spacing w:before="0" w:after="27" w:line="230" w:lineRule="auto"/>
+              <w:spacing w:before="0" w:after="27" w:line="228" w:lineRule="auto"/>
               <w:ind w:left="266" w:hanging="266"/>
             </w:pPr>
             <w:r>
@@ -797,7 +797,7 @@
           </w:p>
           <w:p>
             <w:pPr>
-              <w:spacing w:before="0" w:after="27" w:line="230" w:lineRule="auto"/>
+              <w:spacing w:before="0" w:after="27" w:line="228" w:lineRule="auto"/>
               <w:ind w:left="266" w:hanging="266"/>
             </w:pPr>
             <w:r>
@@ -823,7 +823,7 @@
           </w:p>
           <w:p>
             <w:pPr>
-              <w:spacing w:before="0" w:after="27" w:line="230" w:lineRule="auto"/>
+              <w:spacing w:before="0" w:after="27" w:line="228" w:lineRule="auto"/>
               <w:ind w:left="266" w:hanging="266"/>
             </w:pPr>
             <w:r>
@@ -849,7 +849,7 @@
           </w:p>
           <w:p>
             <w:pPr>
-              <w:spacing w:before="0" w:after="27" w:line="230" w:lineRule="auto"/>
+              <w:spacing w:before="0" w:after="27" w:line="228" w:lineRule="auto"/>
               <w:ind w:left="266" w:hanging="266"/>
             </w:pPr>
             <w:r>
@@ -875,7 +875,7 @@
           </w:p>
           <w:p>
             <w:pPr>
-              <w:spacing w:before="0" w:after="27" w:line="230" w:lineRule="auto"/>
+              <w:spacing w:before="0" w:after="27" w:line="228" w:lineRule="auto"/>
               <w:ind w:left="266" w:hanging="266"/>
             </w:pPr>
             <w:r>
@@ -901,7 +901,7 @@
           </w:p>
           <w:p>
             <w:pPr>
-              <w:spacing w:before="0" w:after="27" w:line="230" w:lineRule="auto"/>
+              <w:spacing w:before="0" w:after="27" w:line="228" w:lineRule="auto"/>
               <w:ind w:left="266" w:hanging="266"/>
             </w:pPr>
             <w:r>
@@ -927,7 +927,7 @@
           </w:p>
           <w:p>
             <w:pPr>
-              <w:spacing w:before="0" w:after="27" w:line="230" w:lineRule="auto"/>
+              <w:spacing w:before="0" w:after="27" w:line="228" w:lineRule="auto"/>
               <w:ind w:left="266" w:hanging="266"/>
             </w:pPr>
             <w:r>
@@ -953,7 +953,7 @@
           </w:p>
           <w:p>
             <w:pPr>
-              <w:spacing w:before="0" w:after="27" w:line="230" w:lineRule="auto"/>
+              <w:spacing w:before="0" w:after="27" w:line="228" w:lineRule="auto"/>
               <w:ind w:left="266" w:hanging="266"/>
             </w:pPr>
             <w:r>
@@ -979,7 +979,7 @@
           </w:p>
           <w:p>
             <w:pPr>
-              <w:spacing w:before="0" w:after="27" w:line="230" w:lineRule="auto"/>
+              <w:spacing w:before="0" w:after="27" w:line="228" w:lineRule="auto"/>
               <w:ind w:left="266" w:hanging="266"/>
             </w:pPr>
             <w:r>
@@ -1005,7 +1005,7 @@
           </w:p>
           <w:p>
             <w:pPr>
-              <w:spacing w:before="0" w:after="27" w:line="230" w:lineRule="auto"/>
+              <w:spacing w:before="0" w:after="27" w:line="228" w:lineRule="auto"/>
               <w:ind w:left="266" w:hanging="266"/>
             </w:pPr>
             <w:r>
@@ -1031,7 +1031,7 @@
           </w:p>
           <w:p>
             <w:pPr>
-              <w:spacing w:before="0" w:after="27" w:line="230" w:lineRule="auto"/>
+              <w:spacing w:before="0" w:after="27" w:line="228" w:lineRule="auto"/>
               <w:ind w:left="266" w:hanging="266"/>
             </w:pPr>
             <w:r>
@@ -1057,7 +1057,7 @@
           </w:p>
           <w:p>
             <w:pPr>
-              <w:spacing w:before="0" w:after="27" w:line="230" w:lineRule="auto"/>
+              <w:spacing w:before="0" w:after="27" w:line="228" w:lineRule="auto"/>
               <w:ind w:left="266" w:hanging="266"/>
             </w:pPr>
             <w:r>
@@ -1083,7 +1083,7 @@
           </w:p>
           <w:p>
             <w:pPr>
-              <w:spacing w:before="0" w:after="27" w:line="230" w:lineRule="auto"/>
+              <w:spacing w:before="0" w:after="27" w:line="228" w:lineRule="auto"/>
               <w:ind w:left="266" w:hanging="266"/>
             </w:pPr>
             <w:r>
@@ -1109,7 +1109,7 @@
           </w:p>
           <w:p>
             <w:pPr>
-              <w:spacing w:before="0" w:after="27" w:line="230" w:lineRule="auto"/>
+              <w:spacing w:before="0" w:after="27" w:line="228" w:lineRule="auto"/>
               <w:ind w:left="266" w:hanging="266"/>
             </w:pPr>
             <w:r>
@@ -1135,7 +1135,7 @@
           </w:p>
           <w:p>
             <w:pPr>
-              <w:spacing w:before="0" w:after="27" w:line="230" w:lineRule="auto"/>
+              <w:spacing w:before="0" w:after="27" w:line="228" w:lineRule="auto"/>
               <w:ind w:left="266" w:hanging="266"/>
             </w:pPr>
             <w:r>
@@ -1161,7 +1161,7 @@
           </w:p>
           <w:p>
             <w:pPr>
-              <w:spacing w:before="0" w:after="27" w:line="230" w:lineRule="auto"/>
+              <w:spacing w:before="0" w:after="27" w:line="228" w:lineRule="auto"/>
               <w:ind w:left="266" w:hanging="266"/>
             </w:pPr>
             <w:r>
@@ -1187,7 +1187,7 @@
           </w:p>
           <w:p>
             <w:pPr>
-              <w:spacing w:before="0" w:after="27" w:line="230" w:lineRule="auto"/>
+              <w:spacing w:before="0" w:after="27" w:line="228" w:lineRule="auto"/>
               <w:ind w:left="266" w:hanging="266"/>
             </w:pPr>
             <w:r>
@@ -1213,7 +1213,7 @@
           </w:p>
           <w:p>
             <w:pPr>
-              <w:spacing w:before="0" w:after="27" w:line="230" w:lineRule="auto"/>
+              <w:spacing w:before="0" w:after="27" w:line="228" w:lineRule="auto"/>
               <w:ind w:left="266" w:hanging="266"/>
             </w:pPr>
             <w:r>
@@ -1239,7 +1239,7 @@
           </w:p>
           <w:p>
             <w:pPr>
-              <w:spacing w:before="0" w:after="27" w:line="230" w:lineRule="auto"/>
+              <w:spacing w:before="0" w:after="27" w:line="228" w:lineRule="auto"/>
               <w:ind w:left="266" w:hanging="266"/>
             </w:pPr>
             <w:r>
@@ -1265,7 +1265,7 @@
           </w:p>
           <w:p>
             <w:pPr>
-              <w:spacing w:before="0" w:after="27" w:line="230" w:lineRule="auto"/>
+              <w:spacing w:before="0" w:after="27" w:line="228" w:lineRule="auto"/>
               <w:ind w:left="266" w:hanging="266"/>
             </w:pPr>
             <w:r>
@@ -1291,7 +1291,7 @@
           </w:p>
           <w:p>
             <w:pPr>
-              <w:spacing w:before="0" w:after="27" w:line="230" w:lineRule="auto"/>
+              <w:spacing w:before="0" w:after="27" w:line="228" w:lineRule="auto"/>
               <w:ind w:left="266" w:hanging="266"/>
             </w:pPr>
             <w:r>
@@ -1317,7 +1317,7 @@
           </w:p>
           <w:p>
             <w:pPr>
-              <w:spacing w:before="0" w:after="27" w:line="230" w:lineRule="auto"/>
+              <w:spacing w:before="0" w:after="27" w:line="228" w:lineRule="auto"/>
               <w:ind w:left="266" w:hanging="266"/>
             </w:pPr>
             <w:r>
@@ -1343,7 +1343,7 @@
           </w:p>
           <w:p>
             <w:pPr>
-              <w:spacing w:before="0" w:after="27" w:line="230" w:lineRule="auto"/>
+              <w:spacing w:before="0" w:after="27" w:line="228" w:lineRule="auto"/>
               <w:ind w:left="266" w:hanging="266"/>
             </w:pPr>
             <w:r>
@@ -1369,7 +1369,7 @@
           </w:p>
           <w:p>
             <w:pPr>
-              <w:spacing w:before="0" w:after="27" w:line="230" w:lineRule="auto"/>
+              <w:spacing w:before="0" w:after="27" w:line="228" w:lineRule="auto"/>
               <w:ind w:left="266" w:hanging="266"/>
             </w:pPr>
             <w:r>
@@ -1437,7 +1437,7 @@
           <w:rFonts w:ascii="Courier New" w:hAnsi="Courier New" w:cs="Courier New" w:eastAsia="Microsoft YaHei"/>
           <w:b w:val="0"/>
           <w:sz w:val="10"/>
-          <w:color w:val="8E8E93"/>
+          <w:color w:val="F5F5F5"/>
         </w:rPr>
         <w:tab/>
         <w:t>CH.01 — SAFETY</w:t>
@@ -1446,7 +1446,7 @@
     <w:p>
       <w:pPr>
         <w:pBdr>
-          <w:left w:val="single" w:sz="18" w:space="4" w:color="000000"/>
+          <w:left w:val="single" w:sz="2" w:space="4" w:color="E63846"/>
         </w:pBdr>
         <w:spacing w:after="120" w:line="240" w:lineRule="auto"/>
         <w:ind w:left="85"/>
@@ -1525,7 +1525,7 @@
           </w:p>
           <w:p>
             <w:pPr>
-              <w:spacing w:before="0" w:after="27" w:line="230" w:lineRule="auto"/>
+              <w:spacing w:before="0" w:after="27" w:line="228" w:lineRule="auto"/>
               <w:ind w:left="266" w:hanging="266"/>
             </w:pPr>
             <w:r>
@@ -1551,7 +1551,7 @@
           </w:p>
           <w:p>
             <w:pPr>
-              <w:spacing w:before="0" w:after="27" w:line="230" w:lineRule="auto"/>
+              <w:spacing w:before="0" w:after="27" w:line="228" w:lineRule="auto"/>
               <w:ind w:left="266" w:hanging="266"/>
             </w:pPr>
             <w:r>
@@ -1577,7 +1577,7 @@
           </w:p>
           <w:p>
             <w:pPr>
-              <w:spacing w:before="0" w:after="27" w:line="230" w:lineRule="auto"/>
+              <w:spacing w:before="0" w:after="27" w:line="228" w:lineRule="auto"/>
               <w:ind w:left="266" w:hanging="266"/>
             </w:pPr>
             <w:r>
@@ -1603,7 +1603,7 @@
           </w:p>
           <w:p>
             <w:pPr>
-              <w:spacing w:before="0" w:after="27" w:line="230" w:lineRule="auto"/>
+              <w:spacing w:before="0" w:after="27" w:line="228" w:lineRule="auto"/>
               <w:ind w:left="266" w:hanging="266"/>
             </w:pPr>
             <w:r>
@@ -1629,7 +1629,7 @@
           </w:p>
           <w:p>
             <w:pPr>
-              <w:spacing w:before="0" w:after="27" w:line="230" w:lineRule="auto"/>
+              <w:spacing w:before="0" w:after="27" w:line="228" w:lineRule="auto"/>
               <w:ind w:left="266" w:hanging="266"/>
             </w:pPr>
             <w:r>
@@ -1655,7 +1655,7 @@
           </w:p>
           <w:p>
             <w:pPr>
-              <w:spacing w:before="0" w:after="27" w:line="230" w:lineRule="auto"/>
+              <w:spacing w:before="0" w:after="27" w:line="228" w:lineRule="auto"/>
               <w:ind w:left="266" w:hanging="266"/>
             </w:pPr>
             <w:r>
@@ -1681,7 +1681,7 @@
           </w:p>
           <w:p>
             <w:pPr>
-              <w:spacing w:before="0" w:after="27" w:line="230" w:lineRule="auto"/>
+              <w:spacing w:before="0" w:after="27" w:line="228" w:lineRule="auto"/>
               <w:ind w:left="266" w:hanging="266"/>
             </w:pPr>
             <w:r>
@@ -1761,7 +1761,7 @@
           </w:p>
           <w:p>
             <w:pPr>
-              <w:spacing w:before="0" w:after="27" w:line="230" w:lineRule="auto"/>
+              <w:spacing w:before="0" w:after="27" w:line="228" w:lineRule="auto"/>
               <w:ind w:left="266" w:hanging="266"/>
             </w:pPr>
             <w:r>
@@ -1787,7 +1787,7 @@
           </w:p>
           <w:p>
             <w:pPr>
-              <w:spacing w:before="0" w:after="27" w:line="230" w:lineRule="auto"/>
+              <w:spacing w:before="0" w:after="27" w:line="228" w:lineRule="auto"/>
               <w:ind w:left="266" w:hanging="266"/>
             </w:pPr>
             <w:r>
@@ -1855,7 +1855,7 @@
           <w:rFonts w:ascii="Courier New" w:hAnsi="Courier New" w:cs="Courier New" w:eastAsia="Microsoft YaHei"/>
           <w:b w:val="0"/>
           <w:sz w:val="10"/>
-          <w:color w:val="8E8E93"/>
+          <w:color w:val="F5F5F5"/>
         </w:rPr>
         <w:tab/>
         <w:t>CH.02 — USAGE TIPS</w:t>
@@ -1864,7 +1864,7 @@
     <w:p>
       <w:pPr>
         <w:pBdr>
-          <w:left w:val="single" w:sz="18" w:space="4" w:color="000000"/>
+          <w:left w:val="single" w:sz="2" w:space="4" w:color="E63846"/>
         </w:pBdr>
         <w:spacing w:after="120" w:line="240" w:lineRule="auto"/>
         <w:ind w:left="85"/>
@@ -1894,7 +1894,7 @@
       <w:pPr>
         <w:spacing w:after="80" w:before="80" w:line="278" w:lineRule="auto"/>
         <w:pBdr>
-          <w:bottom w:val="single" w:sz="6" w:space="1" w:color="000000"/>
+          <w:bottom w:val="single" w:sz="6" w:space="1" w:color="FFFFFF"/>
         </w:pBdr>
       </w:pPr>
       <w:r>
@@ -1910,7 +1910,7 @@
     </w:p>
     <w:p>
       <w:pPr>
-        <w:spacing w:before="0" w:after="32" w:line="271" w:lineRule="auto"/>
+        <w:spacing w:before="0" w:after="32" w:line="273" w:lineRule="auto"/>
         <w:ind w:left="181" w:hanging="181"/>
       </w:pPr>
       <w:r>
@@ -1936,7 +1936,7 @@
     </w:p>
     <w:p>
       <w:pPr>
-        <w:spacing w:before="0" w:after="32" w:line="271" w:lineRule="auto"/>
+        <w:spacing w:before="0" w:after="32" w:line="273" w:lineRule="auto"/>
         <w:ind w:left="181" w:hanging="181"/>
       </w:pPr>
       <w:r>
@@ -1962,7 +1962,7 @@
     </w:p>
     <w:p>
       <w:pPr>
-        <w:spacing w:before="0" w:after="32" w:line="271" w:lineRule="auto"/>
+        <w:spacing w:before="0" w:after="32" w:line="273" w:lineRule="auto"/>
         <w:ind w:left="181" w:hanging="181"/>
       </w:pPr>
       <w:r>
@@ -1988,7 +1988,7 @@
     </w:p>
     <w:p>
       <w:pPr>
-        <w:spacing w:before="0" w:after="32" w:line="271" w:lineRule="auto"/>
+        <w:spacing w:before="0" w:after="32" w:line="273" w:lineRule="auto"/>
         <w:ind w:left="181" w:hanging="181"/>
       </w:pPr>
       <w:r>
@@ -2014,7 +2014,7 @@
     </w:p>
     <w:p>
       <w:pPr>
-        <w:spacing w:before="0" w:after="32" w:line="271" w:lineRule="auto"/>
+        <w:spacing w:before="0" w:after="32" w:line="273" w:lineRule="auto"/>
         <w:ind w:left="181" w:hanging="181"/>
       </w:pPr>
       <w:r>
@@ -2040,9 +2040,9 @@
     </w:p>
     <w:p>
       <w:pPr>
-        <w:spacing w:after="80" w:before="160" w:line="278" w:lineRule="auto"/>
+        <w:spacing w:after="80" w:before="170" w:line="278" w:lineRule="auto"/>
         <w:pBdr>
-          <w:bottom w:val="single" w:sz="6" w:space="1" w:color="000000"/>
+          <w:bottom w:val="single" w:sz="6" w:space="1" w:color="FFFFFF"/>
         </w:pBdr>
       </w:pPr>
       <w:r>
@@ -2058,7 +2058,7 @@
     </w:p>
     <w:p>
       <w:pPr>
-        <w:spacing w:before="0" w:after="32" w:line="271" w:lineRule="auto"/>
+        <w:spacing w:before="0" w:after="32" w:line="273" w:lineRule="auto"/>
         <w:ind w:left="181" w:hanging="181"/>
       </w:pPr>
       <w:r>
@@ -2084,7 +2084,7 @@
     </w:p>
     <w:p>
       <w:pPr>
-        <w:spacing w:before="0" w:after="32" w:line="271" w:lineRule="auto"/>
+        <w:spacing w:before="0" w:after="32" w:line="273" w:lineRule="auto"/>
         <w:ind w:left="181" w:hanging="181"/>
       </w:pPr>
       <w:r>
@@ -2110,7 +2110,7 @@
     </w:p>
     <w:p>
       <w:pPr>
-        <w:spacing w:before="0" w:after="32" w:line="271" w:lineRule="auto"/>
+        <w:spacing w:before="0" w:after="32" w:line="273" w:lineRule="auto"/>
         <w:ind w:left="181" w:hanging="181"/>
       </w:pPr>
       <w:r>
@@ -2136,7 +2136,7 @@
     </w:p>
     <w:p>
       <w:pPr>
-        <w:spacing w:before="0" w:after="32" w:line="271" w:lineRule="auto"/>
+        <w:spacing w:before="0" w:after="32" w:line="273" w:lineRule="auto"/>
         <w:ind w:left="181" w:hanging="181"/>
       </w:pPr>
       <w:r>
@@ -2172,9 +2172,9 @@
     </w:p>
     <w:p>
       <w:pPr>
-        <w:spacing w:after="80" w:before="160" w:line="278" w:lineRule="auto"/>
+        <w:spacing w:after="80" w:before="170" w:line="278" w:lineRule="auto"/>
         <w:pBdr>
-          <w:bottom w:val="single" w:sz="6" w:space="1" w:color="000000"/>
+          <w:bottom w:val="single" w:sz="6" w:space="1" w:color="FFFFFF"/>
         </w:pBdr>
       </w:pPr>
       <w:r>
@@ -2190,7 +2190,7 @@
     </w:p>
     <w:p>
       <w:pPr>
-        <w:spacing w:before="0" w:after="32" w:line="271" w:lineRule="auto"/>
+        <w:spacing w:before="0" w:after="32" w:line="273" w:lineRule="auto"/>
         <w:ind w:left="181" w:hanging="181"/>
       </w:pPr>
       <w:r>
@@ -2216,7 +2216,7 @@
     </w:p>
     <w:p>
       <w:pPr>
-        <w:spacing w:before="0" w:after="32" w:line="271" w:lineRule="auto"/>
+        <w:spacing w:before="0" w:after="32" w:line="273" w:lineRule="auto"/>
         <w:ind w:left="181" w:hanging="181"/>
       </w:pPr>
       <w:r>
@@ -2242,7 +2242,7 @@
     </w:p>
     <w:p>
       <w:pPr>
-        <w:spacing w:before="0" w:after="32" w:line="271" w:lineRule="auto"/>
+        <w:spacing w:before="0" w:after="32" w:line="273" w:lineRule="auto"/>
         <w:ind w:left="181" w:hanging="181"/>
       </w:pPr>
       <w:r>
@@ -2268,7 +2268,7 @@
     </w:p>
     <w:p>
       <w:pPr>
-        <w:spacing w:before="0" w:after="32" w:line="271" w:lineRule="auto"/>
+        <w:spacing w:before="0" w:after="32" w:line="273" w:lineRule="auto"/>
         <w:ind w:left="181" w:hanging="181"/>
       </w:pPr>
       <w:r>
@@ -2328,7 +2328,7 @@
           <w:rFonts w:ascii="Courier New" w:hAnsi="Courier New" w:cs="Courier New" w:eastAsia="Microsoft YaHei"/>
           <w:b w:val="0"/>
           <w:sz w:val="10"/>
-          <w:color w:val="8E8E93"/>
+          <w:color w:val="F5F5F5"/>
         </w:rPr>
         <w:tab/>
         <w:t>CH.03 — STRUCTURE</w:t>
@@ -2337,7 +2337,7 @@
     <w:p>
       <w:pPr>
         <w:pBdr>
-          <w:left w:val="single" w:sz="18" w:space="4" w:color="000000"/>
+          <w:left w:val="single" w:sz="2" w:space="4" w:color="E63846"/>
         </w:pBdr>
         <w:spacing w:after="120" w:line="240" w:lineRule="auto"/>
         <w:ind w:left="85"/>
@@ -2432,8 +2432,8 @@
           <w:tcPr>
             <w:tcW w:type="dxa" w:w="1088"/>
             <w:tcBorders>
-              <w:top w:val="single" w:sz="4" w:space="0" w:color="CCCCCC"/>
-              <w:bottom w:val="single" w:sz="4" w:space="0" w:color="CCCCCC"/>
+              <w:top w:val="single" w:sz="4" w:space="0" w:color="F5F5F5"/>
+              <w:bottom w:val="single" w:sz="4" w:space="0" w:color="F5F5F5"/>
               <w:left w:val="nil"/>
               <w:right w:val="nil"/>
               <w:insideV w:val="nil"/>
@@ -2444,7 +2444,7 @@
               <w:bottom w:w="36" w:type="dxa"/>
               <w:end w:w="55" w:type="dxa"/>
             </w:tcMar>
-            <w:shd w:fill="1A1A1A"/>
+            <w:shd w:fill="000000"/>
             <w:vAlign w:val="center"/>
           </w:tcPr>
           <w:p>
@@ -2468,8 +2468,8 @@
           <w:tcPr>
             <w:tcW w:type="dxa" w:w="2540"/>
             <w:tcBorders>
-              <w:top w:val="single" w:sz="4" w:space="0" w:color="CCCCCC"/>
-              <w:bottom w:val="single" w:sz="4" w:space="0" w:color="CCCCCC"/>
+              <w:top w:val="single" w:sz="4" w:space="0" w:color="F5F5F5"/>
+              <w:bottom w:val="single" w:sz="4" w:space="0" w:color="F5F5F5"/>
               <w:left w:val="nil"/>
               <w:right w:val="nil"/>
               <w:insideV w:val="nil"/>
@@ -2480,7 +2480,7 @@
               <w:bottom w:w="36" w:type="dxa"/>
               <w:end w:w="55" w:type="dxa"/>
             </w:tcMar>
-            <w:shd w:fill="1A1A1A"/>
+            <w:shd w:fill="000000"/>
             <w:vAlign w:val="center"/>
           </w:tcPr>
           <w:p>
@@ -2504,8 +2504,8 @@
           <w:tcPr>
             <w:tcW w:type="dxa" w:w="1088"/>
             <w:tcBorders>
-              <w:top w:val="single" w:sz="4" w:space="0" w:color="CCCCCC"/>
-              <w:bottom w:val="single" w:sz="4" w:space="0" w:color="CCCCCC"/>
+              <w:top w:val="single" w:sz="4" w:space="0" w:color="F5F5F5"/>
+              <w:bottom w:val="single" w:sz="4" w:space="0" w:color="F5F5F5"/>
               <w:left w:val="nil"/>
               <w:right w:val="nil"/>
               <w:insideV w:val="nil"/>
@@ -2516,7 +2516,7 @@
               <w:bottom w:w="36" w:type="dxa"/>
               <w:end w:w="55" w:type="dxa"/>
             </w:tcMar>
-            <w:shd w:fill="1A1A1A"/>
+            <w:shd w:fill="000000"/>
             <w:vAlign w:val="center"/>
           </w:tcPr>
           <w:p>
@@ -2540,8 +2540,8 @@
           <w:tcPr>
             <w:tcW w:type="dxa" w:w="2540"/>
             <w:tcBorders>
-              <w:top w:val="single" w:sz="4" w:space="0" w:color="CCCCCC"/>
-              <w:bottom w:val="single" w:sz="4" w:space="0" w:color="CCCCCC"/>
+              <w:top w:val="single" w:sz="4" w:space="0" w:color="F5F5F5"/>
+              <w:bottom w:val="single" w:sz="4" w:space="0" w:color="F5F5F5"/>
               <w:left w:val="nil"/>
               <w:right w:val="nil"/>
               <w:insideV w:val="nil"/>
@@ -2552,7 +2552,7 @@
               <w:bottom w:w="36" w:type="dxa"/>
               <w:end w:w="55" w:type="dxa"/>
             </w:tcMar>
-            <w:shd w:fill="1A1A1A"/>
+            <w:shd w:fill="000000"/>
             <w:vAlign w:val="center"/>
           </w:tcPr>
           <w:p>
@@ -2581,8 +2581,8 @@
           <w:tcPr>
             <w:tcW w:type="dxa" w:w="1088"/>
             <w:tcBorders>
-              <w:top w:val="single" w:sz="4" w:space="0" w:color="CCCCCC"/>
-              <w:bottom w:val="single" w:sz="4" w:space="0" w:color="CCCCCC"/>
+              <w:top w:val="single" w:sz="4" w:space="0" w:color="F5F5F5"/>
+              <w:bottom w:val="single" w:sz="4" w:space="0" w:color="F5F5F5"/>
               <w:left w:val="nil"/>
               <w:right w:val="nil"/>
               <w:insideV w:val="nil"/>
@@ -2617,8 +2617,8 @@
           <w:tcPr>
             <w:tcW w:type="dxa" w:w="2540"/>
             <w:tcBorders>
-              <w:top w:val="single" w:sz="4" w:space="0" w:color="CCCCCC"/>
-              <w:bottom w:val="single" w:sz="4" w:space="0" w:color="CCCCCC"/>
+              <w:top w:val="single" w:sz="4" w:space="0" w:color="F5F5F5"/>
+              <w:bottom w:val="single" w:sz="4" w:space="0" w:color="F5F5F5"/>
               <w:left w:val="nil"/>
               <w:right w:val="nil"/>
               <w:insideV w:val="nil"/>
@@ -2653,8 +2653,8 @@
           <w:tcPr>
             <w:tcW w:type="dxa" w:w="1088"/>
             <w:tcBorders>
-              <w:top w:val="single" w:sz="4" w:space="0" w:color="CCCCCC"/>
-              <w:bottom w:val="single" w:sz="4" w:space="0" w:color="CCCCCC"/>
+              <w:top w:val="single" w:sz="4" w:space="0" w:color="F5F5F5"/>
+              <w:bottom w:val="single" w:sz="4" w:space="0" w:color="F5F5F5"/>
               <w:left w:val="nil"/>
               <w:right w:val="nil"/>
               <w:insideV w:val="nil"/>
@@ -2689,8 +2689,8 @@
           <w:tcPr>
             <w:tcW w:type="dxa" w:w="2540"/>
             <w:tcBorders>
-              <w:top w:val="single" w:sz="4" w:space="0" w:color="CCCCCC"/>
-              <w:bottom w:val="single" w:sz="4" w:space="0" w:color="CCCCCC"/>
+              <w:top w:val="single" w:sz="4" w:space="0" w:color="F5F5F5"/>
+              <w:bottom w:val="single" w:sz="4" w:space="0" w:color="F5F5F5"/>
               <w:left w:val="nil"/>
               <w:right w:val="nil"/>
               <w:insideV w:val="nil"/>
@@ -2730,8 +2730,8 @@
           <w:tcPr>
             <w:tcW w:type="dxa" w:w="1088"/>
             <w:tcBorders>
-              <w:top w:val="single" w:sz="4" w:space="0" w:color="CCCCCC"/>
-              <w:bottom w:val="single" w:sz="4" w:space="0" w:color="CCCCCC"/>
+              <w:top w:val="single" w:sz="4" w:space="0" w:color="F5F5F5"/>
+              <w:bottom w:val="single" w:sz="4" w:space="0" w:color="F5F5F5"/>
               <w:left w:val="nil"/>
               <w:right w:val="nil"/>
               <w:insideV w:val="nil"/>
@@ -2766,8 +2766,8 @@
           <w:tcPr>
             <w:tcW w:type="dxa" w:w="2540"/>
             <w:tcBorders>
-              <w:top w:val="single" w:sz="4" w:space="0" w:color="CCCCCC"/>
-              <w:bottom w:val="single" w:sz="4" w:space="0" w:color="CCCCCC"/>
+              <w:top w:val="single" w:sz="4" w:space="0" w:color="F5F5F5"/>
+              <w:bottom w:val="single" w:sz="4" w:space="0" w:color="F5F5F5"/>
               <w:left w:val="nil"/>
               <w:right w:val="nil"/>
               <w:insideV w:val="nil"/>
@@ -2802,8 +2802,8 @@
           <w:tcPr>
             <w:tcW w:type="dxa" w:w="1088"/>
             <w:tcBorders>
-              <w:top w:val="single" w:sz="4" w:space="0" w:color="CCCCCC"/>
-              <w:bottom w:val="single" w:sz="4" w:space="0" w:color="CCCCCC"/>
+              <w:top w:val="single" w:sz="4" w:space="0" w:color="F5F5F5"/>
+              <w:bottom w:val="single" w:sz="4" w:space="0" w:color="F5F5F5"/>
               <w:left w:val="nil"/>
               <w:right w:val="nil"/>
               <w:insideV w:val="nil"/>
@@ -2838,8 +2838,8 @@
           <w:tcPr>
             <w:tcW w:type="dxa" w:w="2540"/>
             <w:tcBorders>
-              <w:top w:val="single" w:sz="4" w:space="0" w:color="CCCCCC"/>
-              <w:bottom w:val="single" w:sz="4" w:space="0" w:color="CCCCCC"/>
+              <w:top w:val="single" w:sz="4" w:space="0" w:color="F5F5F5"/>
+              <w:bottom w:val="single" w:sz="4" w:space="0" w:color="F5F5F5"/>
               <w:left w:val="nil"/>
               <w:right w:val="nil"/>
               <w:insideV w:val="nil"/>
@@ -2879,8 +2879,8 @@
           <w:tcPr>
             <w:tcW w:type="dxa" w:w="1088"/>
             <w:tcBorders>
-              <w:top w:val="single" w:sz="4" w:space="0" w:color="CCCCCC"/>
-              <w:bottom w:val="single" w:sz="4" w:space="0" w:color="CCCCCC"/>
+              <w:top w:val="single" w:sz="4" w:space="0" w:color="F5F5F5"/>
+              <w:bottom w:val="single" w:sz="4" w:space="0" w:color="F5F5F5"/>
               <w:left w:val="nil"/>
               <w:right w:val="nil"/>
               <w:insideV w:val="nil"/>
@@ -2915,8 +2915,8 @@
           <w:tcPr>
             <w:tcW w:type="dxa" w:w="2540"/>
             <w:tcBorders>
-              <w:top w:val="single" w:sz="4" w:space="0" w:color="CCCCCC"/>
-              <w:bottom w:val="single" w:sz="4" w:space="0" w:color="CCCCCC"/>
+              <w:top w:val="single" w:sz="4" w:space="0" w:color="F5F5F5"/>
+              <w:bottom w:val="single" w:sz="4" w:space="0" w:color="F5F5F5"/>
               <w:left w:val="nil"/>
               <w:right w:val="nil"/>
               <w:insideV w:val="nil"/>
@@ -2951,8 +2951,8 @@
           <w:tcPr>
             <w:tcW w:type="dxa" w:w="1088"/>
             <w:tcBorders>
-              <w:top w:val="single" w:sz="4" w:space="0" w:color="CCCCCC"/>
-              <w:bottom w:val="single" w:sz="4" w:space="0" w:color="CCCCCC"/>
+              <w:top w:val="single" w:sz="4" w:space="0" w:color="F5F5F5"/>
+              <w:bottom w:val="single" w:sz="4" w:space="0" w:color="F5F5F5"/>
               <w:left w:val="nil"/>
               <w:right w:val="nil"/>
               <w:insideV w:val="nil"/>
@@ -2987,8 +2987,8 @@
           <w:tcPr>
             <w:tcW w:type="dxa" w:w="2540"/>
             <w:tcBorders>
-              <w:top w:val="single" w:sz="4" w:space="0" w:color="CCCCCC"/>
-              <w:bottom w:val="single" w:sz="4" w:space="0" w:color="CCCCCC"/>
+              <w:top w:val="single" w:sz="4" w:space="0" w:color="F5F5F5"/>
+              <w:bottom w:val="single" w:sz="4" w:space="0" w:color="F5F5F5"/>
               <w:left w:val="nil"/>
               <w:right w:val="nil"/>
               <w:insideV w:val="nil"/>
@@ -3028,8 +3028,8 @@
           <w:tcPr>
             <w:tcW w:type="dxa" w:w="1088"/>
             <w:tcBorders>
-              <w:top w:val="single" w:sz="4" w:space="0" w:color="CCCCCC"/>
-              <w:bottom w:val="single" w:sz="4" w:space="0" w:color="CCCCCC"/>
+              <w:top w:val="single" w:sz="4" w:space="0" w:color="F5F5F5"/>
+              <w:bottom w:val="single" w:sz="4" w:space="0" w:color="F5F5F5"/>
               <w:left w:val="nil"/>
               <w:right w:val="nil"/>
               <w:insideV w:val="nil"/>
@@ -3064,8 +3064,8 @@
           <w:tcPr>
             <w:tcW w:type="dxa" w:w="2540"/>
             <w:tcBorders>
-              <w:top w:val="single" w:sz="4" w:space="0" w:color="CCCCCC"/>
-              <w:bottom w:val="single" w:sz="4" w:space="0" w:color="CCCCCC"/>
+              <w:top w:val="single" w:sz="4" w:space="0" w:color="F5F5F5"/>
+              <w:bottom w:val="single" w:sz="4" w:space="0" w:color="F5F5F5"/>
               <w:left w:val="nil"/>
               <w:right w:val="nil"/>
               <w:insideV w:val="nil"/>
@@ -3100,8 +3100,8 @@
           <w:tcPr>
             <w:tcW w:type="dxa" w:w="1088"/>
             <w:tcBorders>
-              <w:top w:val="single" w:sz="4" w:space="0" w:color="CCCCCC"/>
-              <w:bottom w:val="single" w:sz="4" w:space="0" w:color="CCCCCC"/>
+              <w:top w:val="single" w:sz="4" w:space="0" w:color="F5F5F5"/>
+              <w:bottom w:val="single" w:sz="4" w:space="0" w:color="F5F5F5"/>
               <w:left w:val="nil"/>
               <w:right w:val="nil"/>
               <w:insideV w:val="nil"/>
@@ -3135,8 +3135,8 @@
           <w:tcPr>
             <w:tcW w:type="dxa" w:w="2540"/>
             <w:tcBorders>
-              <w:top w:val="single" w:sz="4" w:space="0" w:color="CCCCCC"/>
-              <w:bottom w:val="single" w:sz="4" w:space="0" w:color="CCCCCC"/>
+              <w:top w:val="single" w:sz="4" w:space="0" w:color="F5F5F5"/>
+              <w:bottom w:val="single" w:sz="4" w:space="0" w:color="F5F5F5"/>
               <w:left w:val="nil"/>
               <w:right w:val="nil"/>
               <w:insideV w:val="nil"/>
@@ -3204,7 +3204,7 @@
           <w:rFonts w:ascii="Courier New" w:hAnsi="Courier New" w:cs="Courier New" w:eastAsia="Microsoft YaHei"/>
           <w:b w:val="0"/>
           <w:sz w:val="10"/>
-          <w:color w:val="8E8E93"/>
+          <w:color w:val="F5F5F5"/>
         </w:rPr>
         <w:tab/>
         <w:t>CH.04 — FEATURES</w:t>
@@ -3213,7 +3213,7 @@
     <w:p>
       <w:pPr>
         <w:pBdr>
-          <w:left w:val="single" w:sz="18" w:space="4" w:color="000000"/>
+          <w:left w:val="single" w:sz="2" w:space="4" w:color="E63846"/>
         </w:pBdr>
         <w:spacing w:after="120" w:line="240" w:lineRule="auto"/>
         <w:ind w:left="85"/>
@@ -3346,8 +3346,8 @@
           <w:tcPr>
             <w:tcW w:type="dxa" w:w="3265"/>
             <w:tcBorders>
-              <w:top w:val="single" w:sz="4" w:space="0" w:color="CCCCCC"/>
-              <w:bottom w:val="single" w:sz="4" w:space="0" w:color="CCCCCC"/>
+              <w:top w:val="single" w:sz="4" w:space="0" w:color="F5F5F5"/>
+              <w:bottom w:val="single" w:sz="4" w:space="0" w:color="F5F5F5"/>
               <w:left w:val="nil"/>
               <w:right w:val="nil"/>
               <w:insideV w:val="nil"/>
@@ -3358,7 +3358,7 @@
               <w:bottom w:w="36" w:type="dxa"/>
               <w:end w:w="55" w:type="dxa"/>
             </w:tcMar>
-            <w:shd w:fill="1A1A1A"/>
+            <w:shd w:fill="000000"/>
             <w:vAlign w:val="center"/>
           </w:tcPr>
           <w:p>
@@ -3382,8 +3382,8 @@
           <w:tcPr>
             <w:tcW w:type="dxa" w:w="3991"/>
             <w:tcBorders>
-              <w:top w:val="single" w:sz="4" w:space="0" w:color="CCCCCC"/>
-              <w:bottom w:val="single" w:sz="4" w:space="0" w:color="CCCCCC"/>
+              <w:top w:val="single" w:sz="4" w:space="0" w:color="F5F5F5"/>
+              <w:bottom w:val="single" w:sz="4" w:space="0" w:color="F5F5F5"/>
               <w:left w:val="nil"/>
               <w:right w:val="nil"/>
               <w:insideV w:val="nil"/>
@@ -3394,7 +3394,7 @@
               <w:bottom w:w="36" w:type="dxa"/>
               <w:end w:w="55" w:type="dxa"/>
             </w:tcMar>
-            <w:shd w:fill="1A1A1A"/>
+            <w:shd w:fill="000000"/>
             <w:vAlign w:val="center"/>
           </w:tcPr>
           <w:p>
@@ -3423,8 +3423,8 @@
           <w:tcPr>
             <w:tcW w:type="dxa" w:w="3265"/>
             <w:tcBorders>
-              <w:top w:val="single" w:sz="4" w:space="0" w:color="CCCCCC"/>
-              <w:bottom w:val="single" w:sz="4" w:space="0" w:color="CCCCCC"/>
+              <w:top w:val="single" w:sz="4" w:space="0" w:color="F5F5F5"/>
+              <w:bottom w:val="single" w:sz="4" w:space="0" w:color="F5F5F5"/>
               <w:left w:val="nil"/>
               <w:right w:val="nil"/>
               <w:insideV w:val="nil"/>
@@ -3463,8 +3463,8 @@
           <w:tcPr>
             <w:tcW w:type="dxa" w:w="3991"/>
             <w:tcBorders>
-              <w:top w:val="single" w:sz="4" w:space="0" w:color="CCCCCC"/>
-              <w:bottom w:val="single" w:sz="4" w:space="0" w:color="CCCCCC"/>
+              <w:top w:val="single" w:sz="4" w:space="0" w:color="F5F5F5"/>
+              <w:bottom w:val="single" w:sz="4" w:space="0" w:color="F5F5F5"/>
               <w:left w:val="nil"/>
               <w:right w:val="nil"/>
               <w:insideV w:val="nil"/>
@@ -3504,8 +3504,8 @@
           <w:tcPr>
             <w:tcW w:type="dxa" w:w="3265"/>
             <w:tcBorders>
-              <w:top w:val="single" w:sz="4" w:space="0" w:color="CCCCCC"/>
-              <w:bottom w:val="single" w:sz="4" w:space="0" w:color="CCCCCC"/>
+              <w:top w:val="single" w:sz="4" w:space="0" w:color="F5F5F5"/>
+              <w:bottom w:val="single" w:sz="4" w:space="0" w:color="F5F5F5"/>
               <w:left w:val="nil"/>
               <w:right w:val="nil"/>
               <w:insideV w:val="nil"/>
@@ -3544,8 +3544,8 @@
           <w:tcPr>
             <w:tcW w:type="dxa" w:w="3991"/>
             <w:tcBorders>
-              <w:top w:val="single" w:sz="4" w:space="0" w:color="CCCCCC"/>
-              <w:bottom w:val="single" w:sz="4" w:space="0" w:color="CCCCCC"/>
+              <w:top w:val="single" w:sz="4" w:space="0" w:color="F5F5F5"/>
+              <w:bottom w:val="single" w:sz="4" w:space="0" w:color="F5F5F5"/>
               <w:left w:val="nil"/>
               <w:right w:val="nil"/>
               <w:insideV w:val="nil"/>
@@ -3585,8 +3585,8 @@
           <w:tcPr>
             <w:tcW w:type="dxa" w:w="3265"/>
             <w:tcBorders>
-              <w:top w:val="single" w:sz="4" w:space="0" w:color="CCCCCC"/>
-              <w:bottom w:val="single" w:sz="4" w:space="0" w:color="CCCCCC"/>
+              <w:top w:val="single" w:sz="4" w:space="0" w:color="F5F5F5"/>
+              <w:bottom w:val="single" w:sz="4" w:space="0" w:color="F5F5F5"/>
               <w:left w:val="nil"/>
               <w:right w:val="nil"/>
               <w:insideV w:val="nil"/>
@@ -3625,8 +3625,8 @@
           <w:tcPr>
             <w:tcW w:type="dxa" w:w="3991"/>
             <w:tcBorders>
-              <w:top w:val="single" w:sz="4" w:space="0" w:color="CCCCCC"/>
-              <w:bottom w:val="single" w:sz="4" w:space="0" w:color="CCCCCC"/>
+              <w:top w:val="single" w:sz="4" w:space="0" w:color="F5F5F5"/>
+              <w:bottom w:val="single" w:sz="4" w:space="0" w:color="F5F5F5"/>
               <w:left w:val="nil"/>
               <w:right w:val="nil"/>
               <w:insideV w:val="nil"/>
@@ -3666,8 +3666,8 @@
           <w:tcPr>
             <w:tcW w:type="dxa" w:w="3265"/>
             <w:tcBorders>
-              <w:top w:val="single" w:sz="4" w:space="0" w:color="CCCCCC"/>
-              <w:bottom w:val="single" w:sz="4" w:space="0" w:color="CCCCCC"/>
+              <w:top w:val="single" w:sz="4" w:space="0" w:color="F5F5F5"/>
+              <w:bottom w:val="single" w:sz="4" w:space="0" w:color="F5F5F5"/>
               <w:left w:val="nil"/>
               <w:right w:val="nil"/>
               <w:insideV w:val="nil"/>
@@ -3706,8 +3706,8 @@
           <w:tcPr>
             <w:tcW w:type="dxa" w:w="3991"/>
             <w:tcBorders>
-              <w:top w:val="single" w:sz="4" w:space="0" w:color="CCCCCC"/>
-              <w:bottom w:val="single" w:sz="4" w:space="0" w:color="CCCCCC"/>
+              <w:top w:val="single" w:sz="4" w:space="0" w:color="F5F5F5"/>
+              <w:bottom w:val="single" w:sz="4" w:space="0" w:color="F5F5F5"/>
               <w:left w:val="nil"/>
               <w:right w:val="nil"/>
               <w:insideV w:val="nil"/>
@@ -3747,8 +3747,8 @@
           <w:tcPr>
             <w:tcW w:type="dxa" w:w="3265"/>
             <w:tcBorders>
-              <w:top w:val="single" w:sz="4" w:space="0" w:color="CCCCCC"/>
-              <w:bottom w:val="single" w:sz="4" w:space="0" w:color="CCCCCC"/>
+              <w:top w:val="single" w:sz="4" w:space="0" w:color="F5F5F5"/>
+              <w:bottom w:val="single" w:sz="4" w:space="0" w:color="F5F5F5"/>
               <w:left w:val="nil"/>
               <w:right w:val="nil"/>
               <w:insideV w:val="nil"/>
@@ -3787,8 +3787,8 @@
           <w:tcPr>
             <w:tcW w:type="dxa" w:w="3991"/>
             <w:tcBorders>
-              <w:top w:val="single" w:sz="4" w:space="0" w:color="CCCCCC"/>
-              <w:bottom w:val="single" w:sz="4" w:space="0" w:color="CCCCCC"/>
+              <w:top w:val="single" w:sz="4" w:space="0" w:color="F5F5F5"/>
+              <w:bottom w:val="single" w:sz="4" w:space="0" w:color="F5F5F5"/>
               <w:left w:val="nil"/>
               <w:right w:val="nil"/>
               <w:insideV w:val="nil"/>
@@ -3857,7 +3857,7 @@
           <w:rFonts w:ascii="Courier New" w:hAnsi="Courier New" w:cs="Courier New" w:eastAsia="Microsoft YaHei"/>
           <w:b w:val="0"/>
           <w:sz w:val="10"/>
-          <w:color w:val="8E8E93"/>
+          <w:color w:val="F5F5F5"/>
         </w:rPr>
         <w:tab/>
         <w:t>CH.05 — SPECIFICATIONS</w:t>
@@ -3866,7 +3866,7 @@
     <w:p>
       <w:pPr>
         <w:pBdr>
-          <w:left w:val="single" w:sz="18" w:space="4" w:color="000000"/>
+          <w:left w:val="single" w:sz="2" w:space="4" w:color="E63846"/>
         </w:pBdr>
         <w:spacing w:after="120" w:line="240" w:lineRule="auto"/>
         <w:ind w:left="85"/>
@@ -3919,8 +3919,8 @@
           <w:tcPr>
             <w:tcW w:type="dxa" w:w="3628"/>
             <w:tcBorders>
-              <w:top w:val="single" w:sz="4" w:space="0" w:color="CCCCCC"/>
-              <w:bottom w:val="single" w:sz="4" w:space="0" w:color="CCCCCC"/>
+              <w:top w:val="single" w:sz="4" w:space="0" w:color="F5F5F5"/>
+              <w:bottom w:val="single" w:sz="4" w:space="0" w:color="F5F5F5"/>
               <w:left w:val="nil"/>
               <w:right w:val="nil"/>
               <w:insideV w:val="nil"/>
@@ -3931,7 +3931,7 @@
               <w:bottom w:w="32" w:type="dxa"/>
               <w:end w:w="55" w:type="dxa"/>
             </w:tcMar>
-            <w:shd w:fill="1A1A1A"/>
+            <w:shd w:fill="000000"/>
             <w:vAlign w:val="center"/>
           </w:tcPr>
           <w:p>
@@ -3955,8 +3955,8 @@
           <w:tcPr>
             <w:tcW w:type="dxa" w:w="3628"/>
             <w:tcBorders>
-              <w:top w:val="single" w:sz="4" w:space="0" w:color="CCCCCC"/>
-              <w:bottom w:val="single" w:sz="4" w:space="0" w:color="CCCCCC"/>
+              <w:top w:val="single" w:sz="4" w:space="0" w:color="F5F5F5"/>
+              <w:bottom w:val="single" w:sz="4" w:space="0" w:color="F5F5F5"/>
               <w:left w:val="nil"/>
               <w:right w:val="nil"/>
               <w:insideV w:val="nil"/>
@@ -3967,7 +3967,7 @@
               <w:bottom w:w="32" w:type="dxa"/>
               <w:end w:w="55" w:type="dxa"/>
             </w:tcMar>
-            <w:shd w:fill="1A1A1A"/>
+            <w:shd w:fill="000000"/>
             <w:vAlign w:val="center"/>
           </w:tcPr>
           <w:p>
@@ -3996,8 +3996,8 @@
           <w:tcPr>
             <w:tcW w:type="dxa" w:w="3628"/>
             <w:tcBorders>
-              <w:top w:val="single" w:sz="4" w:space="0" w:color="CCCCCC"/>
-              <w:bottom w:val="single" w:sz="4" w:space="0" w:color="CCCCCC"/>
+              <w:top w:val="single" w:sz="4" w:space="0" w:color="F5F5F5"/>
+              <w:bottom w:val="single" w:sz="4" w:space="0" w:color="F5F5F5"/>
               <w:left w:val="nil"/>
               <w:right w:val="nil"/>
               <w:insideV w:val="nil"/>
@@ -4032,8 +4032,8 @@
           <w:tcPr>
             <w:tcW w:type="dxa" w:w="3628"/>
             <w:tcBorders>
-              <w:top w:val="single" w:sz="4" w:space="0" w:color="CCCCCC"/>
-              <w:bottom w:val="single" w:sz="4" w:space="0" w:color="CCCCCC"/>
+              <w:top w:val="single" w:sz="4" w:space="0" w:color="F5F5F5"/>
+              <w:bottom w:val="single" w:sz="4" w:space="0" w:color="F5F5F5"/>
               <w:left w:val="nil"/>
               <w:right w:val="nil"/>
               <w:insideV w:val="nil"/>
@@ -4073,8 +4073,8 @@
           <w:tcPr>
             <w:tcW w:type="dxa" w:w="3628"/>
             <w:tcBorders>
-              <w:top w:val="single" w:sz="4" w:space="0" w:color="CCCCCC"/>
-              <w:bottom w:val="single" w:sz="4" w:space="0" w:color="CCCCCC"/>
+              <w:top w:val="single" w:sz="4" w:space="0" w:color="F5F5F5"/>
+              <w:bottom w:val="single" w:sz="4" w:space="0" w:color="F5F5F5"/>
               <w:left w:val="nil"/>
               <w:right w:val="nil"/>
               <w:insideV w:val="nil"/>
@@ -4109,8 +4109,8 @@
           <w:tcPr>
             <w:tcW w:type="dxa" w:w="3628"/>
             <w:tcBorders>
-              <w:top w:val="single" w:sz="4" w:space="0" w:color="CCCCCC"/>
-              <w:bottom w:val="single" w:sz="4" w:space="0" w:color="CCCCCC"/>
+              <w:top w:val="single" w:sz="4" w:space="0" w:color="F5F5F5"/>
+              <w:bottom w:val="single" w:sz="4" w:space="0" w:color="F5F5F5"/>
               <w:left w:val="nil"/>
               <w:right w:val="nil"/>
               <w:insideV w:val="nil"/>
@@ -4150,8 +4150,8 @@
           <w:tcPr>
             <w:tcW w:type="dxa" w:w="3628"/>
             <w:tcBorders>
-              <w:top w:val="single" w:sz="4" w:space="0" w:color="CCCCCC"/>
-              <w:bottom w:val="single" w:sz="4" w:space="0" w:color="CCCCCC"/>
+              <w:top w:val="single" w:sz="4" w:space="0" w:color="F5F5F5"/>
+              <w:bottom w:val="single" w:sz="4" w:space="0" w:color="F5F5F5"/>
               <w:left w:val="nil"/>
               <w:right w:val="nil"/>
               <w:insideV w:val="nil"/>
@@ -4186,8 +4186,8 @@
           <w:tcPr>
             <w:tcW w:type="dxa" w:w="3628"/>
             <w:tcBorders>
-              <w:top w:val="single" w:sz="4" w:space="0" w:color="CCCCCC"/>
-              <w:bottom w:val="single" w:sz="4" w:space="0" w:color="CCCCCC"/>
+              <w:top w:val="single" w:sz="4" w:space="0" w:color="F5F5F5"/>
+              <w:bottom w:val="single" w:sz="4" w:space="0" w:color="F5F5F5"/>
               <w:left w:val="nil"/>
               <w:right w:val="nil"/>
               <w:insideV w:val="nil"/>
@@ -4227,8 +4227,8 @@
           <w:tcPr>
             <w:tcW w:type="dxa" w:w="3628"/>
             <w:tcBorders>
-              <w:top w:val="single" w:sz="4" w:space="0" w:color="CCCCCC"/>
-              <w:bottom w:val="single" w:sz="4" w:space="0" w:color="CCCCCC"/>
+              <w:top w:val="single" w:sz="4" w:space="0" w:color="F5F5F5"/>
+              <w:bottom w:val="single" w:sz="4" w:space="0" w:color="F5F5F5"/>
               <w:left w:val="nil"/>
               <w:right w:val="nil"/>
               <w:insideV w:val="nil"/>
@@ -4263,8 +4263,8 @@
           <w:tcPr>
             <w:tcW w:type="dxa" w:w="3628"/>
             <w:tcBorders>
-              <w:top w:val="single" w:sz="4" w:space="0" w:color="CCCCCC"/>
-              <w:bottom w:val="single" w:sz="4" w:space="0" w:color="CCCCCC"/>
+              <w:top w:val="single" w:sz="4" w:space="0" w:color="F5F5F5"/>
+              <w:bottom w:val="single" w:sz="4" w:space="0" w:color="F5F5F5"/>
               <w:left w:val="nil"/>
               <w:right w:val="nil"/>
               <w:insideV w:val="nil"/>
@@ -4304,8 +4304,8 @@
           <w:tcPr>
             <w:tcW w:type="dxa" w:w="3628"/>
             <w:tcBorders>
-              <w:top w:val="single" w:sz="4" w:space="0" w:color="CCCCCC"/>
-              <w:bottom w:val="single" w:sz="4" w:space="0" w:color="CCCCCC"/>
+              <w:top w:val="single" w:sz="4" w:space="0" w:color="F5F5F5"/>
+              <w:bottom w:val="single" w:sz="4" w:space="0" w:color="F5F5F5"/>
               <w:left w:val="nil"/>
               <w:right w:val="nil"/>
               <w:insideV w:val="nil"/>
@@ -4340,8 +4340,8 @@
           <w:tcPr>
             <w:tcW w:type="dxa" w:w="3628"/>
             <w:tcBorders>
-              <w:top w:val="single" w:sz="4" w:space="0" w:color="CCCCCC"/>
-              <w:bottom w:val="single" w:sz="4" w:space="0" w:color="CCCCCC"/>
+              <w:top w:val="single" w:sz="4" w:space="0" w:color="F5F5F5"/>
+              <w:bottom w:val="single" w:sz="4" w:space="0" w:color="F5F5F5"/>
               <w:left w:val="nil"/>
               <w:right w:val="nil"/>
               <w:insideV w:val="nil"/>
@@ -4381,8 +4381,8 @@
           <w:tcPr>
             <w:tcW w:type="dxa" w:w="3628"/>
             <w:tcBorders>
-              <w:top w:val="single" w:sz="4" w:space="0" w:color="CCCCCC"/>
-              <w:bottom w:val="single" w:sz="4" w:space="0" w:color="CCCCCC"/>
+              <w:top w:val="single" w:sz="4" w:space="0" w:color="F5F5F5"/>
+              <w:bottom w:val="single" w:sz="4" w:space="0" w:color="F5F5F5"/>
               <w:left w:val="nil"/>
               <w:right w:val="nil"/>
               <w:insideV w:val="nil"/>
@@ -4417,8 +4417,8 @@
           <w:tcPr>
             <w:tcW w:type="dxa" w:w="3628"/>
             <w:tcBorders>
-              <w:top w:val="single" w:sz="4" w:space="0" w:color="CCCCCC"/>
-              <w:bottom w:val="single" w:sz="4" w:space="0" w:color="CCCCCC"/>
+              <w:top w:val="single" w:sz="4" w:space="0" w:color="F5F5F5"/>
+              <w:bottom w:val="single" w:sz="4" w:space="0" w:color="F5F5F5"/>
               <w:left w:val="nil"/>
               <w:right w:val="nil"/>
               <w:insideV w:val="nil"/>
@@ -4458,8 +4458,8 @@
           <w:tcPr>
             <w:tcW w:type="dxa" w:w="3628"/>
             <w:tcBorders>
-              <w:top w:val="single" w:sz="4" w:space="0" w:color="CCCCCC"/>
-              <w:bottom w:val="single" w:sz="4" w:space="0" w:color="CCCCCC"/>
+              <w:top w:val="single" w:sz="4" w:space="0" w:color="F5F5F5"/>
+              <w:bottom w:val="single" w:sz="4" w:space="0" w:color="F5F5F5"/>
               <w:left w:val="nil"/>
               <w:right w:val="nil"/>
               <w:insideV w:val="nil"/>
@@ -4494,8 +4494,8 @@
           <w:tcPr>
             <w:tcW w:type="dxa" w:w="3628"/>
             <w:tcBorders>
-              <w:top w:val="single" w:sz="4" w:space="0" w:color="CCCCCC"/>
-              <w:bottom w:val="single" w:sz="4" w:space="0" w:color="CCCCCC"/>
+              <w:top w:val="single" w:sz="4" w:space="0" w:color="F5F5F5"/>
+              <w:bottom w:val="single" w:sz="4" w:space="0" w:color="F5F5F5"/>
               <w:left w:val="nil"/>
               <w:right w:val="nil"/>
               <w:insideV w:val="nil"/>
@@ -4535,8 +4535,8 @@
           <w:tcPr>
             <w:tcW w:type="dxa" w:w="3628"/>
             <w:tcBorders>
-              <w:top w:val="single" w:sz="4" w:space="0" w:color="CCCCCC"/>
-              <w:bottom w:val="single" w:sz="4" w:space="0" w:color="CCCCCC"/>
+              <w:top w:val="single" w:sz="4" w:space="0" w:color="F5F5F5"/>
+              <w:bottom w:val="single" w:sz="4" w:space="0" w:color="F5F5F5"/>
               <w:left w:val="nil"/>
               <w:right w:val="nil"/>
               <w:insideV w:val="nil"/>
@@ -4571,8 +4571,8 @@
           <w:tcPr>
             <w:tcW w:type="dxa" w:w="3628"/>
             <w:tcBorders>
-              <w:top w:val="single" w:sz="4" w:space="0" w:color="CCCCCC"/>
-              <w:bottom w:val="single" w:sz="4" w:space="0" w:color="CCCCCC"/>
+              <w:top w:val="single" w:sz="4" w:space="0" w:color="F5F5F5"/>
+              <w:bottom w:val="single" w:sz="4" w:space="0" w:color="F5F5F5"/>
               <w:left w:val="nil"/>
               <w:right w:val="nil"/>
               <w:insideV w:val="nil"/>
@@ -4612,8 +4612,8 @@
           <w:tcPr>
             <w:tcW w:type="dxa" w:w="3628"/>
             <w:tcBorders>
-              <w:top w:val="single" w:sz="4" w:space="0" w:color="CCCCCC"/>
-              <w:bottom w:val="single" w:sz="4" w:space="0" w:color="CCCCCC"/>
+              <w:top w:val="single" w:sz="4" w:space="0" w:color="F5F5F5"/>
+              <w:bottom w:val="single" w:sz="4" w:space="0" w:color="F5F5F5"/>
               <w:left w:val="nil"/>
               <w:right w:val="nil"/>
               <w:insideV w:val="nil"/>
@@ -4648,8 +4648,8 @@
           <w:tcPr>
             <w:tcW w:type="dxa" w:w="3628"/>
             <w:tcBorders>
-              <w:top w:val="single" w:sz="4" w:space="0" w:color="CCCCCC"/>
-              <w:bottom w:val="single" w:sz="4" w:space="0" w:color="CCCCCC"/>
+              <w:top w:val="single" w:sz="4" w:space="0" w:color="F5F5F5"/>
+              <w:bottom w:val="single" w:sz="4" w:space="0" w:color="F5F5F5"/>
               <w:left w:val="nil"/>
               <w:right w:val="nil"/>
               <w:insideV w:val="nil"/>
@@ -4689,8 +4689,8 @@
           <w:tcPr>
             <w:tcW w:type="dxa" w:w="3628"/>
             <w:tcBorders>
-              <w:top w:val="single" w:sz="4" w:space="0" w:color="CCCCCC"/>
-              <w:bottom w:val="single" w:sz="4" w:space="0" w:color="CCCCCC"/>
+              <w:top w:val="single" w:sz="4" w:space="0" w:color="F5F5F5"/>
+              <w:bottom w:val="single" w:sz="4" w:space="0" w:color="F5F5F5"/>
               <w:left w:val="nil"/>
               <w:right w:val="nil"/>
               <w:insideV w:val="nil"/>
@@ -4725,8 +4725,8 @@
           <w:tcPr>
             <w:tcW w:type="dxa" w:w="3628"/>
             <w:tcBorders>
-              <w:top w:val="single" w:sz="4" w:space="0" w:color="CCCCCC"/>
-              <w:bottom w:val="single" w:sz="4" w:space="0" w:color="CCCCCC"/>
+              <w:top w:val="single" w:sz="4" w:space="0" w:color="F5F5F5"/>
+              <w:bottom w:val="single" w:sz="4" w:space="0" w:color="F5F5F5"/>
               <w:left w:val="nil"/>
               <w:right w:val="nil"/>
               <w:insideV w:val="nil"/>
@@ -4766,8 +4766,8 @@
           <w:tcPr>
             <w:tcW w:type="dxa" w:w="3628"/>
             <w:tcBorders>
-              <w:top w:val="single" w:sz="4" w:space="0" w:color="CCCCCC"/>
-              <w:bottom w:val="single" w:sz="4" w:space="0" w:color="CCCCCC"/>
+              <w:top w:val="single" w:sz="4" w:space="0" w:color="F5F5F5"/>
+              <w:bottom w:val="single" w:sz="4" w:space="0" w:color="F5F5F5"/>
               <w:left w:val="nil"/>
               <w:right w:val="nil"/>
               <w:insideV w:val="nil"/>
@@ -4802,8 +4802,8 @@
           <w:tcPr>
             <w:tcW w:type="dxa" w:w="3628"/>
             <w:tcBorders>
-              <w:top w:val="single" w:sz="4" w:space="0" w:color="CCCCCC"/>
-              <w:bottom w:val="single" w:sz="4" w:space="0" w:color="CCCCCC"/>
+              <w:top w:val="single" w:sz="4" w:space="0" w:color="F5F5F5"/>
+              <w:bottom w:val="single" w:sz="4" w:space="0" w:color="F5F5F5"/>
               <w:left w:val="nil"/>
               <w:right w:val="nil"/>
               <w:insideV w:val="nil"/>
@@ -4843,8 +4843,8 @@
           <w:tcPr>
             <w:tcW w:type="dxa" w:w="3628"/>
             <w:tcBorders>
-              <w:top w:val="single" w:sz="4" w:space="0" w:color="CCCCCC"/>
-              <w:bottom w:val="single" w:sz="4" w:space="0" w:color="CCCCCC"/>
+              <w:top w:val="single" w:sz="4" w:space="0" w:color="F5F5F5"/>
+              <w:bottom w:val="single" w:sz="4" w:space="0" w:color="F5F5F5"/>
               <w:left w:val="nil"/>
               <w:right w:val="nil"/>
               <w:insideV w:val="nil"/>
@@ -4879,8 +4879,8 @@
           <w:tcPr>
             <w:tcW w:type="dxa" w:w="3628"/>
             <w:tcBorders>
-              <w:top w:val="single" w:sz="4" w:space="0" w:color="CCCCCC"/>
-              <w:bottom w:val="single" w:sz="4" w:space="0" w:color="CCCCCC"/>
+              <w:top w:val="single" w:sz="4" w:space="0" w:color="F5F5F5"/>
+              <w:bottom w:val="single" w:sz="4" w:space="0" w:color="F5F5F5"/>
               <w:left w:val="nil"/>
               <w:right w:val="nil"/>
               <w:insideV w:val="nil"/>
@@ -4920,8 +4920,8 @@
           <w:tcPr>
             <w:tcW w:type="dxa" w:w="3628"/>
             <w:tcBorders>
-              <w:top w:val="single" w:sz="4" w:space="0" w:color="CCCCCC"/>
-              <w:bottom w:val="single" w:sz="4" w:space="0" w:color="CCCCCC"/>
+              <w:top w:val="single" w:sz="4" w:space="0" w:color="F5F5F5"/>
+              <w:bottom w:val="single" w:sz="4" w:space="0" w:color="F5F5F5"/>
               <w:left w:val="nil"/>
               <w:right w:val="nil"/>
               <w:insideV w:val="nil"/>
@@ -4956,8 +4956,8 @@
           <w:tcPr>
             <w:tcW w:type="dxa" w:w="3628"/>
             <w:tcBorders>
-              <w:top w:val="single" w:sz="4" w:space="0" w:color="CCCCCC"/>
-              <w:bottom w:val="single" w:sz="4" w:space="0" w:color="CCCCCC"/>
+              <w:top w:val="single" w:sz="4" w:space="0" w:color="F5F5F5"/>
+              <w:bottom w:val="single" w:sz="4" w:space="0" w:color="F5F5F5"/>
               <w:left w:val="nil"/>
               <w:right w:val="nil"/>
               <w:insideV w:val="nil"/>
@@ -4997,8 +4997,8 @@
           <w:tcPr>
             <w:tcW w:type="dxa" w:w="3628"/>
             <w:tcBorders>
-              <w:top w:val="single" w:sz="4" w:space="0" w:color="CCCCCC"/>
-              <w:bottom w:val="single" w:sz="4" w:space="0" w:color="CCCCCC"/>
+              <w:top w:val="single" w:sz="4" w:space="0" w:color="F5F5F5"/>
+              <w:bottom w:val="single" w:sz="4" w:space="0" w:color="F5F5F5"/>
               <w:left w:val="nil"/>
               <w:right w:val="nil"/>
               <w:insideV w:val="nil"/>
@@ -5033,8 +5033,8 @@
           <w:tcPr>
             <w:tcW w:type="dxa" w:w="3628"/>
             <w:tcBorders>
-              <w:top w:val="single" w:sz="4" w:space="0" w:color="CCCCCC"/>
-              <w:bottom w:val="single" w:sz="4" w:space="0" w:color="CCCCCC"/>
+              <w:top w:val="single" w:sz="4" w:space="0" w:color="F5F5F5"/>
+              <w:bottom w:val="single" w:sz="4" w:space="0" w:color="F5F5F5"/>
               <w:left w:val="nil"/>
               <w:right w:val="nil"/>
               <w:insideV w:val="nil"/>
@@ -5074,8 +5074,8 @@
           <w:tcPr>
             <w:tcW w:type="dxa" w:w="3628"/>
             <w:tcBorders>
-              <w:top w:val="single" w:sz="4" w:space="0" w:color="CCCCCC"/>
-              <w:bottom w:val="single" w:sz="4" w:space="0" w:color="CCCCCC"/>
+              <w:top w:val="single" w:sz="4" w:space="0" w:color="F5F5F5"/>
+              <w:bottom w:val="single" w:sz="4" w:space="0" w:color="F5F5F5"/>
               <w:left w:val="nil"/>
               <w:right w:val="nil"/>
               <w:insideV w:val="nil"/>
@@ -5110,8 +5110,8 @@
           <w:tcPr>
             <w:tcW w:type="dxa" w:w="3628"/>
             <w:tcBorders>
-              <w:top w:val="single" w:sz="4" w:space="0" w:color="CCCCCC"/>
-              <w:bottom w:val="single" w:sz="4" w:space="0" w:color="CCCCCC"/>
+              <w:top w:val="single" w:sz="4" w:space="0" w:color="F5F5F5"/>
+              <w:bottom w:val="single" w:sz="4" w:space="0" w:color="F5F5F5"/>
               <w:left w:val="nil"/>
               <w:right w:val="nil"/>
               <w:insideV w:val="nil"/>
@@ -5151,8 +5151,8 @@
           <w:tcPr>
             <w:tcW w:type="dxa" w:w="3628"/>
             <w:tcBorders>
-              <w:top w:val="single" w:sz="4" w:space="0" w:color="CCCCCC"/>
-              <w:bottom w:val="single" w:sz="4" w:space="0" w:color="CCCCCC"/>
+              <w:top w:val="single" w:sz="4" w:space="0" w:color="F5F5F5"/>
+              <w:bottom w:val="single" w:sz="4" w:space="0" w:color="F5F5F5"/>
               <w:left w:val="nil"/>
               <w:right w:val="nil"/>
               <w:insideV w:val="nil"/>
@@ -5187,8 +5187,8 @@
           <w:tcPr>
             <w:tcW w:type="dxa" w:w="3628"/>
             <w:tcBorders>
-              <w:top w:val="single" w:sz="4" w:space="0" w:color="CCCCCC"/>
-              <w:bottom w:val="single" w:sz="4" w:space="0" w:color="CCCCCC"/>
+              <w:top w:val="single" w:sz="4" w:space="0" w:color="F5F5F5"/>
+              <w:bottom w:val="single" w:sz="4" w:space="0" w:color="F5F5F5"/>
               <w:left w:val="nil"/>
               <w:right w:val="nil"/>
               <w:insideV w:val="nil"/>
@@ -5228,8 +5228,8 @@
           <w:tcPr>
             <w:tcW w:type="dxa" w:w="3628"/>
             <w:tcBorders>
-              <w:top w:val="single" w:sz="4" w:space="0" w:color="CCCCCC"/>
-              <w:bottom w:val="single" w:sz="4" w:space="0" w:color="CCCCCC"/>
+              <w:top w:val="single" w:sz="4" w:space="0" w:color="F5F5F5"/>
+              <w:bottom w:val="single" w:sz="4" w:space="0" w:color="F5F5F5"/>
               <w:left w:val="nil"/>
               <w:right w:val="nil"/>
               <w:insideV w:val="nil"/>
@@ -5264,8 +5264,8 @@
           <w:tcPr>
             <w:tcW w:type="dxa" w:w="3628"/>
             <w:tcBorders>
-              <w:top w:val="single" w:sz="4" w:space="0" w:color="CCCCCC"/>
-              <w:bottom w:val="single" w:sz="4" w:space="0" w:color="CCCCCC"/>
+              <w:top w:val="single" w:sz="4" w:space="0" w:color="F5F5F5"/>
+              <w:bottom w:val="single" w:sz="4" w:space="0" w:color="F5F5F5"/>
               <w:left w:val="nil"/>
               <w:right w:val="nil"/>
               <w:insideV w:val="nil"/>
@@ -5334,7 +5334,7 @@
           <w:rFonts w:ascii="Courier New" w:hAnsi="Courier New" w:cs="Courier New" w:eastAsia="Microsoft YaHei"/>
           <w:b w:val="0"/>
           <w:sz w:val="10"/>
-          <w:color w:val="8E8E93"/>
+          <w:color w:val="F5F5F5"/>
         </w:rPr>
         <w:tab/>
         <w:t>CH.06 — OPERATION</w:t>
@@ -5343,7 +5343,7 @@
     <w:p>
       <w:pPr>
         <w:pBdr>
-          <w:left w:val="single" w:sz="18" w:space="4" w:color="000000"/>
+          <w:left w:val="single" w:sz="2" w:space="4" w:color="E63846"/>
         </w:pBdr>
         <w:spacing w:after="120" w:line="240" w:lineRule="auto"/>
         <w:ind w:left="85"/>
@@ -5373,7 +5373,7 @@
       <w:pPr>
         <w:spacing w:after="80" w:before="80" w:line="278" w:lineRule="auto"/>
         <w:pBdr>
-          <w:bottom w:val="single" w:sz="6" w:space="1" w:color="000000"/>
+          <w:bottom w:val="single" w:sz="6" w:space="1" w:color="FFFFFF"/>
         </w:pBdr>
       </w:pPr>
       <w:r>
@@ -5389,7 +5389,7 @@
     </w:p>
     <w:p>
       <w:pPr>
-        <w:spacing w:before="0" w:after="32" w:line="252" w:lineRule="auto"/>
+        <w:spacing w:before="0" w:after="32" w:line="244" w:lineRule="auto"/>
         <w:ind w:left="181" w:hanging="181"/>
       </w:pPr>
       <w:r>
@@ -5398,7 +5398,7 @@
           <w:b/>
           <w:sz w:val="11"/>
           <w:color w:val="E63846"/>
-          <w:spacing w:val="2"/>
+          <w:spacing w:val="0"/>
         </w:rPr>
         <w:t xml:space="preserve">•    </w:t>
       </w:r>
@@ -5415,7 +5415,7 @@
     </w:p>
     <w:p>
       <w:pPr>
-        <w:spacing w:before="0" w:after="32" w:line="252" w:lineRule="auto"/>
+        <w:spacing w:before="0" w:after="32" w:line="244" w:lineRule="auto"/>
         <w:ind w:left="181" w:hanging="181"/>
       </w:pPr>
       <w:r>
@@ -5424,7 +5424,7 @@
           <w:b/>
           <w:sz w:val="11"/>
           <w:color w:val="E63846"/>
-          <w:spacing w:val="2"/>
+          <w:spacing w:val="0"/>
         </w:rPr>
         <w:t xml:space="preserve">•    </w:t>
       </w:r>
@@ -5441,9 +5441,9 @@
     </w:p>
     <w:p>
       <w:pPr>
-        <w:spacing w:after="80" w:before="160" w:line="278" w:lineRule="auto"/>
+        <w:spacing w:after="80" w:before="170" w:line="278" w:lineRule="auto"/>
         <w:pBdr>
-          <w:bottom w:val="single" w:sz="6" w:space="1" w:color="000000"/>
+          <w:bottom w:val="single" w:sz="6" w:space="1" w:color="FFFFFF"/>
         </w:pBdr>
       </w:pPr>
       <w:r>
@@ -5459,7 +5459,7 @@
     </w:p>
     <w:p>
       <w:pPr>
-        <w:spacing w:before="0" w:after="32" w:line="252" w:lineRule="auto"/>
+        <w:spacing w:before="0" w:after="32" w:line="244" w:lineRule="auto"/>
         <w:ind w:left="181" w:hanging="181"/>
       </w:pPr>
       <w:r>
@@ -5468,7 +5468,7 @@
           <w:b/>
           <w:sz w:val="11"/>
           <w:color w:val="E63846"/>
-          <w:spacing w:val="2"/>
+          <w:spacing w:val="0"/>
         </w:rPr>
         <w:t xml:space="preserve">•    </w:t>
       </w:r>
@@ -5485,7 +5485,7 @@
     </w:p>
     <w:p>
       <w:pPr>
-        <w:spacing w:before="0" w:after="32" w:line="252" w:lineRule="auto"/>
+        <w:spacing w:before="0" w:after="32" w:line="244" w:lineRule="auto"/>
         <w:ind w:left="181" w:hanging="181"/>
       </w:pPr>
       <w:r>
@@ -5494,7 +5494,7 @@
           <w:b/>
           <w:sz w:val="11"/>
           <w:color w:val="E63846"/>
-          <w:spacing w:val="2"/>
+          <w:spacing w:val="0"/>
         </w:rPr>
         <w:t xml:space="preserve">•    </w:t>
       </w:r>
@@ -5531,9 +5531,9 @@
     </w:p>
     <w:p>
       <w:pPr>
-        <w:spacing w:after="80" w:before="160" w:line="278" w:lineRule="auto"/>
+        <w:spacing w:after="80" w:before="170" w:line="278" w:lineRule="auto"/>
         <w:pBdr>
-          <w:bottom w:val="single" w:sz="6" w:space="1" w:color="000000"/>
+          <w:bottom w:val="single" w:sz="6" w:space="1" w:color="FFFFFF"/>
         </w:pBdr>
       </w:pPr>
       <w:r>
@@ -5549,7 +5549,7 @@
     </w:p>
     <w:p>
       <w:pPr>
-        <w:spacing w:after="40" w:line="252" w:lineRule="auto"/>
+        <w:spacing w:after="40" w:line="244" w:lineRule="auto"/>
       </w:pPr>
       <w:r>
         <w:rPr>
@@ -5557,7 +5557,7 @@
           <w:b/>
           <w:sz w:val="14"/>
           <w:color w:val="FFFFFF"/>
-          <w:spacing w:val="8"/>
+          <w:spacing w:val="4"/>
           <w:shd w:val="clear" w:color="auto" w:fill="000000"/>
         </w:rPr>
         <w:t xml:space="preserve">  1  </w:t>
@@ -5575,7 +5575,7 @@
     </w:p>
     <w:p>
       <w:pPr>
-        <w:spacing w:after="40" w:line="252" w:lineRule="auto"/>
+        <w:spacing w:after="40" w:line="244" w:lineRule="auto"/>
       </w:pPr>
       <w:r>
         <w:rPr>
@@ -5583,7 +5583,7 @@
           <w:b/>
           <w:sz w:val="14"/>
           <w:color w:val="FFFFFF"/>
-          <w:spacing w:val="8"/>
+          <w:spacing w:val="4"/>
           <w:shd w:val="clear" w:color="auto" w:fill="000000"/>
         </w:rPr>
         <w:t xml:space="preserve">  2  </w:t>
@@ -5689,7 +5689,7 @@
     </w:p>
     <w:p>
       <w:pPr>
-        <w:spacing w:after="40" w:line="252" w:lineRule="auto"/>
+        <w:spacing w:after="40" w:line="244" w:lineRule="auto"/>
       </w:pPr>
       <w:r>
         <w:rPr>
@@ -5697,7 +5697,7 @@
           <w:b/>
           <w:sz w:val="14"/>
           <w:color w:val="FFFFFF"/>
-          <w:spacing w:val="8"/>
+          <w:spacing w:val="4"/>
           <w:shd w:val="clear" w:color="auto" w:fill="000000"/>
         </w:rPr>
         <w:t xml:space="preserve">  3  </w:t>
@@ -5811,7 +5811,7 @@
           <w:b/>
           <w:sz w:val="13"/>
           <w:color w:val="000000"/>
-          <w:spacing w:val="10"/>
+          <w:spacing w:val="0"/>
         </w:rPr>
         <w:t>威富可</w:t>
       </w:r>
@@ -5820,7 +5820,7 @@
           <w:rFonts w:ascii="Courier New" w:hAnsi="Courier New" w:cs="Courier New" w:eastAsia="Microsoft YaHei"/>
           <w:b w:val="0"/>
           <w:sz w:val="10"/>
-          <w:color w:val="8E8E93"/>
+          <w:color w:val="F5F5F5"/>
         </w:rPr>
         <w:tab/>
         <w:t>CH.06 — OPERATION</w:t>
@@ -5829,7 +5829,7 @@
     <w:p>
       <w:pPr>
         <w:pBdr>
-          <w:left w:val="single" w:sz="18" w:space="4" w:color="000000"/>
+          <w:left w:val="single" w:sz="2" w:space="4" w:color="E63846"/>
         </w:pBdr>
         <w:spacing w:after="120" w:line="240" w:lineRule="auto"/>
         <w:ind w:left="85"/>
@@ -5857,7 +5857,7 @@
     </w:p>
     <w:p>
       <w:pPr>
-        <w:spacing w:after="40" w:line="264" w:lineRule="auto"/>
+        <w:spacing w:after="40" w:line="260" w:lineRule="auto"/>
       </w:pPr>
       <w:r>
         <w:rPr>
@@ -5865,7 +5865,7 @@
           <w:b/>
           <w:sz w:val="14"/>
           <w:color w:val="FFFFFF"/>
-          <w:spacing w:val="8"/>
+          <w:spacing w:val="0"/>
           <w:shd w:val="clear" w:color="auto" w:fill="000000"/>
         </w:rPr>
         <w:t xml:space="preserve">  4  </w:t>
@@ -5876,7 +5876,7 @@
           <w:b w:val="0"/>
           <w:sz w:val="14"/>
           <w:color w:val="000000"/>
-          <w:spacing w:val="10"/>
+          <w:spacing w:val="0"/>
         </w:rPr>
         <w:t xml:space="preserve">   然后放入子弹冰篮，并关闭腔盖。</w:t>
       </w:r>
@@ -6056,7 +6056,7 @@
     </w:tbl>
     <w:p>
       <w:pPr>
-        <w:spacing w:after="40" w:line="264" w:lineRule="auto"/>
+        <w:spacing w:after="40" w:line="260" w:lineRule="auto"/>
       </w:pPr>
       <w:r>
         <w:rPr>
@@ -6064,7 +6064,7 @@
           <w:b/>
           <w:sz w:val="14"/>
           <w:color w:val="FFFFFF"/>
-          <w:spacing w:val="8"/>
+          <w:spacing w:val="0"/>
           <w:shd w:val="clear" w:color="auto" w:fill="000000"/>
         </w:rPr>
         <w:t xml:space="preserve">  5  </w:t>
@@ -6075,7 +6075,7 @@
           <w:b w:val="0"/>
           <w:sz w:val="14"/>
           <w:color w:val="000000"/>
-          <w:spacing w:val="10"/>
+          <w:spacing w:val="0"/>
         </w:rPr>
         <w:t xml:space="preserve">   点击 </w:t>
       </w:r>
@@ -6085,7 +6085,7 @@
           <w:b/>
           <w:sz w:val="14"/>
           <w:color w:val="000000"/>
-          <w:spacing w:val="10"/>
+          <w:spacing w:val="0"/>
         </w:rPr>
         <w:t>Make Ice</w:t>
       </w:r>
@@ -6095,7 +6095,7 @@
           <w:b w:val="0"/>
           <w:sz w:val="14"/>
           <w:color w:val="000000"/>
-          <w:spacing w:val="10"/>
+          <w:spacing w:val="0"/>
         </w:rPr>
         <w:t xml:space="preserve"> 按键，切换点亮按键上方的 S / M / L 指示灯，选择需要制作的子弹冰尺寸。</w:t>
       </w:r>
@@ -6173,7 +6173,7 @@
     </w:tbl>
     <w:p>
       <w:pPr>
-        <w:spacing w:after="40" w:line="264" w:lineRule="auto"/>
+        <w:spacing w:after="40" w:line="260" w:lineRule="auto"/>
       </w:pPr>
       <w:r>
         <w:rPr>
@@ -6181,7 +6181,7 @@
           <w:b/>
           <w:sz w:val="14"/>
           <w:color w:val="FFFFFF"/>
-          <w:spacing w:val="8"/>
+          <w:spacing w:val="0"/>
           <w:shd w:val="clear" w:color="auto" w:fill="000000"/>
         </w:rPr>
         <w:t xml:space="preserve">  6  </w:t>
@@ -6192,7 +6192,7 @@
           <w:b w:val="0"/>
           <w:sz w:val="14"/>
           <w:color w:val="000000"/>
-          <w:spacing w:val="10"/>
+          <w:spacing w:val="0"/>
         </w:rPr>
         <w:t xml:space="preserve">   选择完尺寸后，产品自动开始制作子弹冰。</w:t>
       </w:r>
@@ -6208,7 +6208,7 @@
           <w:b w:val="0"/>
           <w:sz w:val="12"/>
           <w:color w:val="000000"/>
-          <w:spacing w:val="2"/>
+          <w:spacing w:val="0"/>
         </w:rPr>
         <w:t xml:space="preserve">ICE FULL → </w:t>
       </w:r>
@@ -6253,7 +6253,7 @@
           <w:b w:val="0"/>
           <w:sz w:val="12"/>
           <w:color w:val="000000"/>
-          <w:spacing w:val="2"/>
+          <w:spacing w:val="0"/>
         </w:rPr>
         <w:t xml:space="preserve">ADD WATER → </w:t>
       </w:r>
@@ -6334,14 +6334,14 @@
                 <w:b/>
                 <w:sz w:val="13"/>
                 <w:color w:val="000000"/>
-                <w:spacing w:val="10"/>
+                <w:spacing w:val="0"/>
               </w:rPr>
               <w:t>提示 NOTICE</w:t>
             </w:r>
           </w:p>
           <w:p>
             <w:pPr>
-              <w:spacing w:before="0" w:after="27" w:line="230" w:lineRule="auto"/>
+              <w:spacing w:before="0" w:after="27" w:line="216" w:lineRule="auto"/>
               <w:ind w:left="266" w:hanging="266"/>
             </w:pPr>
             <w:r>
@@ -6350,7 +6350,7 @@
                 <w:b/>
                 <w:sz w:val="10"/>
                 <w:color w:val="E63846"/>
-                <w:spacing w:val="6"/>
+                <w:spacing w:val="0"/>
               </w:rPr>
               <w:t xml:space="preserve">•    </w:t>
             </w:r>
@@ -6360,7 +6360,7 @@
                 <w:b w:val="0"/>
                 <w:sz w:val="14"/>
                 <w:color w:val="000000"/>
-                <w:spacing w:val="10"/>
+                <w:spacing w:val="0"/>
               </w:rPr>
               <w:t xml:space="preserve">制冰中途可点击 </w:t>
             </w:r>
@@ -6370,7 +6370,7 @@
                 <w:b/>
                 <w:sz w:val="14"/>
                 <w:color w:val="000000"/>
-                <w:spacing w:val="10"/>
+                <w:spacing w:val="0"/>
               </w:rPr>
               <w:t>Make Ice</w:t>
             </w:r>
@@ -6380,14 +6380,14 @@
                 <w:b w:val="0"/>
                 <w:sz w:val="14"/>
                 <w:color w:val="000000"/>
-                <w:spacing w:val="10"/>
+                <w:spacing w:val="0"/>
               </w:rPr>
               <w:t xml:space="preserve"> 按键切换制冰尺寸。</w:t>
             </w:r>
           </w:p>
           <w:p>
             <w:pPr>
-              <w:spacing w:before="0" w:after="27" w:line="230" w:lineRule="auto"/>
+              <w:spacing w:before="0" w:after="27" w:line="216" w:lineRule="auto"/>
               <w:ind w:left="266" w:hanging="266"/>
             </w:pPr>
             <w:r>
@@ -6396,7 +6396,7 @@
                 <w:b/>
                 <w:sz w:val="10"/>
                 <w:color w:val="E63846"/>
-                <w:spacing w:val="6"/>
+                <w:spacing w:val="0"/>
               </w:rPr>
               <w:t xml:space="preserve">•    </w:t>
             </w:r>
@@ -6406,7 +6406,7 @@
                 <w:b w:val="0"/>
                 <w:sz w:val="14"/>
                 <w:color w:val="000000"/>
-                <w:spacing w:val="10"/>
+                <w:spacing w:val="0"/>
               </w:rPr>
               <w:t xml:space="preserve">制冰中途可点击 </w:t>
             </w:r>
@@ -6416,7 +6416,7 @@
                 <w:b/>
                 <w:sz w:val="14"/>
                 <w:color w:val="000000"/>
-                <w:spacing w:val="10"/>
+                <w:spacing w:val="0"/>
               </w:rPr>
               <w:t>Power</w:t>
             </w:r>
@@ -6426,14 +6426,14 @@
                 <w:b w:val="0"/>
                 <w:sz w:val="14"/>
                 <w:color w:val="000000"/>
-                <w:spacing w:val="10"/>
+                <w:spacing w:val="0"/>
               </w:rPr>
               <w:t xml:space="preserve"> 按键终止，子弹冰制冰按键灯熄灭，产品停止子弹冰制冰。</w:t>
             </w:r>
           </w:p>
           <w:p>
             <w:pPr>
-              <w:spacing w:before="0" w:after="27" w:line="230" w:lineRule="auto"/>
+              <w:spacing w:before="0" w:after="27" w:line="216" w:lineRule="auto"/>
               <w:ind w:left="266" w:hanging="266"/>
             </w:pPr>
             <w:r>
@@ -6442,7 +6442,7 @@
                 <w:b/>
                 <w:sz w:val="10"/>
                 <w:color w:val="E63846"/>
-                <w:spacing w:val="6"/>
+                <w:spacing w:val="0"/>
               </w:rPr>
               <w:t xml:space="preserve">•    </w:t>
             </w:r>
@@ -6452,7 +6452,7 @@
                 <w:b w:val="0"/>
                 <w:sz w:val="14"/>
                 <w:color w:val="000000"/>
-                <w:spacing w:val="10"/>
+                <w:spacing w:val="0"/>
               </w:rPr>
               <w:t>当产品检测到子弹冰冰篮装满后，</w:t>
             </w:r>
@@ -6462,7 +6462,7 @@
                 <w:b/>
                 <w:sz w:val="14"/>
                 <w:color w:val="000000"/>
-                <w:spacing w:val="10"/>
+                <w:spacing w:val="0"/>
               </w:rPr>
               <w:t>ICE FULL</w:t>
             </w:r>
@@ -6472,14 +6472,14 @@
                 <w:b w:val="0"/>
                 <w:sz w:val="14"/>
                 <w:color w:val="000000"/>
-                <w:spacing w:val="10"/>
+                <w:spacing w:val="0"/>
               </w:rPr>
               <w:t xml:space="preserve"> 警示灯点亮为绿灯，产品停止制冰。待冰融解，或取走后，产品会自动恢复制冰。</w:t>
             </w:r>
           </w:p>
           <w:p>
             <w:pPr>
-              <w:spacing w:before="0" w:after="27" w:line="230" w:lineRule="auto"/>
+              <w:spacing w:before="0" w:after="27" w:line="216" w:lineRule="auto"/>
               <w:ind w:left="266" w:hanging="266"/>
             </w:pPr>
             <w:r>
@@ -6488,7 +6488,7 @@
                 <w:b/>
                 <w:sz w:val="10"/>
                 <w:color w:val="E63846"/>
-                <w:spacing w:val="6"/>
+                <w:spacing w:val="0"/>
               </w:rPr>
               <w:t xml:space="preserve">•    </w:t>
             </w:r>
@@ -6498,7 +6498,7 @@
                 <w:b w:val="0"/>
                 <w:sz w:val="14"/>
                 <w:color w:val="000000"/>
-                <w:spacing w:val="10"/>
+                <w:spacing w:val="0"/>
               </w:rPr>
               <w:t xml:space="preserve">请留意，制冰期间若 </w:t>
             </w:r>
@@ -6508,7 +6508,7 @@
                 <w:b/>
                 <w:sz w:val="14"/>
                 <w:color w:val="000000"/>
-                <w:spacing w:val="10"/>
+                <w:spacing w:val="0"/>
               </w:rPr>
               <w:t>ADD WATER</w:t>
             </w:r>
@@ -6518,7 +6518,7 @@
                 <w:b w:val="0"/>
                 <w:sz w:val="14"/>
                 <w:color w:val="000000"/>
-                <w:spacing w:val="10"/>
+                <w:spacing w:val="0"/>
               </w:rPr>
               <w:t xml:space="preserve"> 警示灯点亮红灯，产品会停止制冰，请及时给水箱补充水。</w:t>
             </w:r>
@@ -6567,7 +6567,7 @@
           <w:rFonts w:ascii="Courier New" w:hAnsi="Courier New" w:cs="Courier New" w:eastAsia="Microsoft YaHei"/>
           <w:b w:val="0"/>
           <w:sz w:val="10"/>
-          <w:color w:val="8E8E93"/>
+          <w:color w:val="F5F5F5"/>
         </w:rPr>
         <w:tab/>
         <w:t>CH.07 — TROUBLESHOOTING</w:t>
@@ -6576,7 +6576,7 @@
     <w:p>
       <w:pPr>
         <w:pBdr>
-          <w:left w:val="single" w:sz="18" w:space="4" w:color="000000"/>
+          <w:left w:val="single" w:sz="2" w:space="4" w:color="E63846"/>
         </w:pBdr>
         <w:spacing w:after="120" w:line="240" w:lineRule="auto"/>
         <w:ind w:left="85"/>
@@ -6630,8 +6630,8 @@
           <w:tcPr>
             <w:tcW w:type="dxa" w:w="1596"/>
             <w:tcBorders>
-              <w:top w:val="single" w:sz="4" w:space="0" w:color="CCCCCC"/>
-              <w:bottom w:val="single" w:sz="4" w:space="0" w:color="CCCCCC"/>
+              <w:top w:val="single" w:sz="4" w:space="0" w:color="F5F5F5"/>
+              <w:bottom w:val="single" w:sz="4" w:space="0" w:color="F5F5F5"/>
               <w:left w:val="nil"/>
               <w:right w:val="nil"/>
               <w:insideV w:val="nil"/>
@@ -6642,7 +6642,7 @@
               <w:bottom w:w="32" w:type="dxa"/>
               <w:end w:w="55" w:type="dxa"/>
             </w:tcMar>
-            <w:shd w:fill="1A1A1A"/>
+            <w:shd w:fill="000000"/>
             <w:vAlign w:val="center"/>
           </w:tcPr>
           <w:p>
@@ -6666,8 +6666,8 @@
           <w:tcPr>
             <w:tcW w:type="dxa" w:w="2395"/>
             <w:tcBorders>
-              <w:top w:val="single" w:sz="4" w:space="0" w:color="CCCCCC"/>
-              <w:bottom w:val="single" w:sz="4" w:space="0" w:color="CCCCCC"/>
+              <w:top w:val="single" w:sz="4" w:space="0" w:color="F5F5F5"/>
+              <w:bottom w:val="single" w:sz="4" w:space="0" w:color="F5F5F5"/>
               <w:left w:val="nil"/>
               <w:right w:val="nil"/>
               <w:insideV w:val="nil"/>
@@ -6678,7 +6678,7 @@
               <w:bottom w:w="32" w:type="dxa"/>
               <w:end w:w="55" w:type="dxa"/>
             </w:tcMar>
-            <w:shd w:fill="1A1A1A"/>
+            <w:shd w:fill="000000"/>
             <w:vAlign w:val="center"/>
           </w:tcPr>
           <w:p>
@@ -6702,8 +6702,8 @@
           <w:tcPr>
             <w:tcW w:type="dxa" w:w="3265"/>
             <w:tcBorders>
-              <w:top w:val="single" w:sz="4" w:space="0" w:color="CCCCCC"/>
-              <w:bottom w:val="single" w:sz="4" w:space="0" w:color="CCCCCC"/>
+              <w:top w:val="single" w:sz="4" w:space="0" w:color="F5F5F5"/>
+              <w:bottom w:val="single" w:sz="4" w:space="0" w:color="F5F5F5"/>
               <w:left w:val="nil"/>
               <w:right w:val="nil"/>
               <w:insideV w:val="nil"/>
@@ -6714,7 +6714,7 @@
               <w:bottom w:w="32" w:type="dxa"/>
               <w:end w:w="55" w:type="dxa"/>
             </w:tcMar>
-            <w:shd w:fill="1A1A1A"/>
+            <w:shd w:fill="000000"/>
             <w:vAlign w:val="center"/>
           </w:tcPr>
           <w:p>
@@ -6743,8 +6743,8 @@
           <w:tcPr>
             <w:tcW w:type="dxa" w:w="1596"/>
             <w:tcBorders>
-              <w:top w:val="single" w:sz="4" w:space="0" w:color="CCCCCC"/>
-              <w:bottom w:val="single" w:sz="4" w:space="0" w:color="CCCCCC"/>
+              <w:top w:val="single" w:sz="4" w:space="0" w:color="F5F5F5"/>
+              <w:bottom w:val="single" w:sz="4" w:space="0" w:color="F5F5F5"/>
               <w:left w:val="nil"/>
               <w:right w:val="nil"/>
               <w:insideV w:val="nil"/>
@@ -6779,8 +6779,8 @@
           <w:tcPr>
             <w:tcW w:type="dxa" w:w="2395"/>
             <w:tcBorders>
-              <w:top w:val="single" w:sz="4" w:space="0" w:color="CCCCCC"/>
-              <w:bottom w:val="single" w:sz="4" w:space="0" w:color="CCCCCC"/>
+              <w:top w:val="single" w:sz="4" w:space="0" w:color="F5F5F5"/>
+              <w:bottom w:val="single" w:sz="4" w:space="0" w:color="F5F5F5"/>
               <w:left w:val="nil"/>
               <w:right w:val="nil"/>
               <w:insideV w:val="nil"/>
@@ -6815,8 +6815,8 @@
           <w:tcPr>
             <w:tcW w:type="dxa" w:w="3265"/>
             <w:tcBorders>
-              <w:top w:val="single" w:sz="4" w:space="0" w:color="CCCCCC"/>
-              <w:bottom w:val="single" w:sz="4" w:space="0" w:color="CCCCCC"/>
+              <w:top w:val="single" w:sz="4" w:space="0" w:color="F5F5F5"/>
+              <w:bottom w:val="single" w:sz="4" w:space="0" w:color="F5F5F5"/>
               <w:left w:val="nil"/>
               <w:right w:val="nil"/>
               <w:insideV w:val="nil"/>
@@ -6856,8 +6856,8 @@
           <w:tcPr>
             <w:tcW w:type="dxa" w:w="1596"/>
             <w:tcBorders>
-              <w:top w:val="single" w:sz="4" w:space="0" w:color="CCCCCC"/>
-              <w:bottom w:val="single" w:sz="4" w:space="0" w:color="CCCCCC"/>
+              <w:top w:val="single" w:sz="4" w:space="0" w:color="F5F5F5"/>
+              <w:bottom w:val="single" w:sz="4" w:space="0" w:color="F5F5F5"/>
               <w:left w:val="nil"/>
               <w:right w:val="nil"/>
               <w:insideV w:val="nil"/>
@@ -6892,8 +6892,8 @@
           <w:tcPr>
             <w:tcW w:type="dxa" w:w="2395"/>
             <w:tcBorders>
-              <w:top w:val="single" w:sz="4" w:space="0" w:color="CCCCCC"/>
-              <w:bottom w:val="single" w:sz="4" w:space="0" w:color="CCCCCC"/>
+              <w:top w:val="single" w:sz="4" w:space="0" w:color="F5F5F5"/>
+              <w:bottom w:val="single" w:sz="4" w:space="0" w:color="F5F5F5"/>
               <w:left w:val="nil"/>
               <w:right w:val="nil"/>
               <w:insideV w:val="nil"/>
@@ -6928,8 +6928,8 @@
           <w:tcPr>
             <w:tcW w:type="dxa" w:w="3265"/>
             <w:tcBorders>
-              <w:top w:val="single" w:sz="4" w:space="0" w:color="CCCCCC"/>
-              <w:bottom w:val="single" w:sz="4" w:space="0" w:color="CCCCCC"/>
+              <w:top w:val="single" w:sz="4" w:space="0" w:color="F5F5F5"/>
+              <w:bottom w:val="single" w:sz="4" w:space="0" w:color="F5F5F5"/>
               <w:left w:val="nil"/>
               <w:right w:val="nil"/>
               <w:insideV w:val="nil"/>
@@ -6969,8 +6969,8 @@
           <w:tcPr>
             <w:tcW w:type="dxa" w:w="1596"/>
             <w:tcBorders>
-              <w:top w:val="single" w:sz="4" w:space="0" w:color="CCCCCC"/>
-              <w:bottom w:val="single" w:sz="4" w:space="0" w:color="CCCCCC"/>
+              <w:top w:val="single" w:sz="4" w:space="0" w:color="F5F5F5"/>
+              <w:bottom w:val="single" w:sz="4" w:space="0" w:color="F5F5F5"/>
               <w:left w:val="nil"/>
               <w:right w:val="nil"/>
               <w:insideV w:val="nil"/>
@@ -7005,8 +7005,8 @@
           <w:tcPr>
             <w:tcW w:type="dxa" w:w="2395"/>
             <w:tcBorders>
-              <w:top w:val="single" w:sz="4" w:space="0" w:color="CCCCCC"/>
-              <w:bottom w:val="single" w:sz="4" w:space="0" w:color="CCCCCC"/>
+              <w:top w:val="single" w:sz="4" w:space="0" w:color="F5F5F5"/>
+              <w:bottom w:val="single" w:sz="4" w:space="0" w:color="F5F5F5"/>
               <w:left w:val="nil"/>
               <w:right w:val="nil"/>
               <w:insideV w:val="nil"/>
@@ -7041,8 +7041,8 @@
           <w:tcPr>
             <w:tcW w:type="dxa" w:w="3265"/>
             <w:tcBorders>
-              <w:top w:val="single" w:sz="4" w:space="0" w:color="CCCCCC"/>
-              <w:bottom w:val="single" w:sz="4" w:space="0" w:color="CCCCCC"/>
+              <w:top w:val="single" w:sz="4" w:space="0" w:color="F5F5F5"/>
+              <w:bottom w:val="single" w:sz="4" w:space="0" w:color="F5F5F5"/>
               <w:left w:val="nil"/>
               <w:right w:val="nil"/>
               <w:insideV w:val="nil"/>
@@ -7082,8 +7082,8 @@
           <w:tcPr>
             <w:tcW w:type="dxa" w:w="1596"/>
             <w:tcBorders>
-              <w:top w:val="single" w:sz="4" w:space="0" w:color="CCCCCC"/>
-              <w:bottom w:val="single" w:sz="4" w:space="0" w:color="CCCCCC"/>
+              <w:top w:val="single" w:sz="4" w:space="0" w:color="F5F5F5"/>
+              <w:bottom w:val="single" w:sz="4" w:space="0" w:color="F5F5F5"/>
               <w:left w:val="nil"/>
               <w:right w:val="nil"/>
               <w:insideV w:val="nil"/>
@@ -7118,8 +7118,8 @@
           <w:tcPr>
             <w:tcW w:type="dxa" w:w="2395"/>
             <w:tcBorders>
-              <w:top w:val="single" w:sz="4" w:space="0" w:color="CCCCCC"/>
-              <w:bottom w:val="single" w:sz="4" w:space="0" w:color="CCCCCC"/>
+              <w:top w:val="single" w:sz="4" w:space="0" w:color="F5F5F5"/>
+              <w:bottom w:val="single" w:sz="4" w:space="0" w:color="F5F5F5"/>
               <w:left w:val="nil"/>
               <w:right w:val="nil"/>
               <w:insideV w:val="nil"/>
@@ -7154,8 +7154,8 @@
           <w:tcPr>
             <w:tcW w:type="dxa" w:w="3265"/>
             <w:tcBorders>
-              <w:top w:val="single" w:sz="4" w:space="0" w:color="CCCCCC"/>
-              <w:bottom w:val="single" w:sz="4" w:space="0" w:color="CCCCCC"/>
+              <w:top w:val="single" w:sz="4" w:space="0" w:color="F5F5F5"/>
+              <w:bottom w:val="single" w:sz="4" w:space="0" w:color="F5F5F5"/>
               <w:left w:val="nil"/>
               <w:right w:val="nil"/>
               <w:insideV w:val="nil"/>
@@ -7195,8 +7195,8 @@
           <w:tcPr>
             <w:tcW w:type="dxa" w:w="1596"/>
             <w:tcBorders>
-              <w:top w:val="single" w:sz="4" w:space="0" w:color="CCCCCC"/>
-              <w:bottom w:val="single" w:sz="4" w:space="0" w:color="CCCCCC"/>
+              <w:top w:val="single" w:sz="4" w:space="0" w:color="F5F5F5"/>
+              <w:bottom w:val="single" w:sz="4" w:space="0" w:color="F5F5F5"/>
               <w:left w:val="nil"/>
               <w:right w:val="nil"/>
               <w:insideV w:val="nil"/>
@@ -7231,8 +7231,8 @@
           <w:tcPr>
             <w:tcW w:type="dxa" w:w="2395"/>
             <w:tcBorders>
-              <w:top w:val="single" w:sz="4" w:space="0" w:color="CCCCCC"/>
-              <w:bottom w:val="single" w:sz="4" w:space="0" w:color="CCCCCC"/>
+              <w:top w:val="single" w:sz="4" w:space="0" w:color="F5F5F5"/>
+              <w:bottom w:val="single" w:sz="4" w:space="0" w:color="F5F5F5"/>
               <w:left w:val="nil"/>
               <w:right w:val="nil"/>
               <w:insideV w:val="nil"/>
@@ -7267,8 +7267,8 @@
           <w:tcPr>
             <w:tcW w:type="dxa" w:w="3265"/>
             <w:tcBorders>
-              <w:top w:val="single" w:sz="4" w:space="0" w:color="CCCCCC"/>
-              <w:bottom w:val="single" w:sz="4" w:space="0" w:color="CCCCCC"/>
+              <w:top w:val="single" w:sz="4" w:space="0" w:color="F5F5F5"/>
+              <w:bottom w:val="single" w:sz="4" w:space="0" w:color="F5F5F5"/>
               <w:left w:val="nil"/>
               <w:right w:val="nil"/>
               <w:insideV w:val="nil"/>
@@ -7308,8 +7308,8 @@
           <w:tcPr>
             <w:tcW w:type="dxa" w:w="1596"/>
             <w:tcBorders>
-              <w:top w:val="single" w:sz="4" w:space="0" w:color="CCCCCC"/>
-              <w:bottom w:val="single" w:sz="4" w:space="0" w:color="CCCCCC"/>
+              <w:top w:val="single" w:sz="4" w:space="0" w:color="F5F5F5"/>
+              <w:bottom w:val="single" w:sz="4" w:space="0" w:color="F5F5F5"/>
               <w:left w:val="nil"/>
               <w:right w:val="nil"/>
               <w:insideV w:val="nil"/>
@@ -7344,8 +7344,8 @@
           <w:tcPr>
             <w:tcW w:type="dxa" w:w="2395"/>
             <w:tcBorders>
-              <w:top w:val="single" w:sz="4" w:space="0" w:color="CCCCCC"/>
-              <w:bottom w:val="single" w:sz="4" w:space="0" w:color="CCCCCC"/>
+              <w:top w:val="single" w:sz="4" w:space="0" w:color="F5F5F5"/>
+              <w:bottom w:val="single" w:sz="4" w:space="0" w:color="F5F5F5"/>
               <w:left w:val="nil"/>
               <w:right w:val="nil"/>
               <w:insideV w:val="nil"/>
@@ -7380,8 +7380,8 @@
           <w:tcPr>
             <w:tcW w:type="dxa" w:w="3265"/>
             <w:tcBorders>
-              <w:top w:val="single" w:sz="4" w:space="0" w:color="CCCCCC"/>
-              <w:bottom w:val="single" w:sz="4" w:space="0" w:color="CCCCCC"/>
+              <w:top w:val="single" w:sz="4" w:space="0" w:color="F5F5F5"/>
+              <w:bottom w:val="single" w:sz="4" w:space="0" w:color="F5F5F5"/>
               <w:left w:val="nil"/>
               <w:right w:val="nil"/>
               <w:insideV w:val="nil"/>
@@ -7421,8 +7421,8 @@
           <w:tcPr>
             <w:tcW w:type="dxa" w:w="1596"/>
             <w:tcBorders>
-              <w:top w:val="single" w:sz="4" w:space="0" w:color="CCCCCC"/>
-              <w:bottom w:val="single" w:sz="4" w:space="0" w:color="CCCCCC"/>
+              <w:top w:val="single" w:sz="4" w:space="0" w:color="F5F5F5"/>
+              <w:bottom w:val="single" w:sz="4" w:space="0" w:color="F5F5F5"/>
               <w:left w:val="nil"/>
               <w:right w:val="nil"/>
               <w:insideV w:val="nil"/>
@@ -7457,8 +7457,8 @@
           <w:tcPr>
             <w:tcW w:type="dxa" w:w="2395"/>
             <w:tcBorders>
-              <w:top w:val="single" w:sz="4" w:space="0" w:color="CCCCCC"/>
-              <w:bottom w:val="single" w:sz="4" w:space="0" w:color="CCCCCC"/>
+              <w:top w:val="single" w:sz="4" w:space="0" w:color="F5F5F5"/>
+              <w:bottom w:val="single" w:sz="4" w:space="0" w:color="F5F5F5"/>
               <w:left w:val="nil"/>
               <w:right w:val="nil"/>
               <w:insideV w:val="nil"/>
@@ -7493,8 +7493,8 @@
           <w:tcPr>
             <w:tcW w:type="dxa" w:w="3265"/>
             <w:tcBorders>
-              <w:top w:val="single" w:sz="4" w:space="0" w:color="CCCCCC"/>
-              <w:bottom w:val="single" w:sz="4" w:space="0" w:color="CCCCCC"/>
+              <w:top w:val="single" w:sz="4" w:space="0" w:color="F5F5F5"/>
+              <w:bottom w:val="single" w:sz="4" w:space="0" w:color="F5F5F5"/>
               <w:left w:val="nil"/>
               <w:right w:val="nil"/>
               <w:insideV w:val="nil"/>
@@ -7534,8 +7534,8 @@
           <w:tcPr>
             <w:tcW w:type="dxa" w:w="1596"/>
             <w:tcBorders>
-              <w:top w:val="single" w:sz="4" w:space="0" w:color="CCCCCC"/>
-              <w:bottom w:val="single" w:sz="4" w:space="0" w:color="CCCCCC"/>
+              <w:top w:val="single" w:sz="4" w:space="0" w:color="F5F5F5"/>
+              <w:bottom w:val="single" w:sz="4" w:space="0" w:color="F5F5F5"/>
               <w:left w:val="nil"/>
               <w:right w:val="nil"/>
               <w:insideV w:val="nil"/>
@@ -7570,8 +7570,8 @@
           <w:tcPr>
             <w:tcW w:type="dxa" w:w="2395"/>
             <w:tcBorders>
-              <w:top w:val="single" w:sz="4" w:space="0" w:color="CCCCCC"/>
-              <w:bottom w:val="single" w:sz="4" w:space="0" w:color="CCCCCC"/>
+              <w:top w:val="single" w:sz="4" w:space="0" w:color="F5F5F5"/>
+              <w:bottom w:val="single" w:sz="4" w:space="0" w:color="F5F5F5"/>
               <w:left w:val="nil"/>
               <w:right w:val="nil"/>
               <w:insideV w:val="nil"/>
@@ -7606,8 +7606,8 @@
           <w:tcPr>
             <w:tcW w:type="dxa" w:w="3265"/>
             <w:tcBorders>
-              <w:top w:val="single" w:sz="4" w:space="0" w:color="CCCCCC"/>
-              <w:bottom w:val="single" w:sz="4" w:space="0" w:color="CCCCCC"/>
+              <w:top w:val="single" w:sz="4" w:space="0" w:color="F5F5F5"/>
+              <w:bottom w:val="single" w:sz="4" w:space="0" w:color="F5F5F5"/>
               <w:left w:val="nil"/>
               <w:right w:val="nil"/>
               <w:insideV w:val="nil"/>
@@ -7647,8 +7647,8 @@
           <w:tcPr>
             <w:tcW w:type="dxa" w:w="1596"/>
             <w:tcBorders>
-              <w:top w:val="single" w:sz="4" w:space="0" w:color="CCCCCC"/>
-              <w:bottom w:val="single" w:sz="4" w:space="0" w:color="CCCCCC"/>
+              <w:top w:val="single" w:sz="4" w:space="0" w:color="F5F5F5"/>
+              <w:bottom w:val="single" w:sz="4" w:space="0" w:color="F5F5F5"/>
               <w:left w:val="nil"/>
               <w:right w:val="nil"/>
               <w:insideV w:val="nil"/>
@@ -7683,8 +7683,8 @@
           <w:tcPr>
             <w:tcW w:type="dxa" w:w="2395"/>
             <w:tcBorders>
-              <w:top w:val="single" w:sz="4" w:space="0" w:color="CCCCCC"/>
-              <w:bottom w:val="single" w:sz="4" w:space="0" w:color="CCCCCC"/>
+              <w:top w:val="single" w:sz="4" w:space="0" w:color="F5F5F5"/>
+              <w:bottom w:val="single" w:sz="4" w:space="0" w:color="F5F5F5"/>
               <w:left w:val="nil"/>
               <w:right w:val="nil"/>
               <w:insideV w:val="nil"/>
@@ -7719,8 +7719,8 @@
           <w:tcPr>
             <w:tcW w:type="dxa" w:w="3265"/>
             <w:tcBorders>
-              <w:top w:val="single" w:sz="4" w:space="0" w:color="CCCCCC"/>
-              <w:bottom w:val="single" w:sz="4" w:space="0" w:color="CCCCCC"/>
+              <w:top w:val="single" w:sz="4" w:space="0" w:color="F5F5F5"/>
+              <w:bottom w:val="single" w:sz="4" w:space="0" w:color="F5F5F5"/>
               <w:left w:val="nil"/>
               <w:right w:val="nil"/>
               <w:insideV w:val="nil"/>
@@ -7782,7 +7782,7 @@
             <w:tcW w:type="dxa" w:w="7257"/>
             <w:vAlign w:val="top"/>
             <w:tcBorders>
-              <w:top w:val="single" w:sz="8" w:space="0" w:color="000000"/>
+              <w:top w:val="single" w:sz="8" w:space="0" w:color="FFFFFF"/>
               <w:left w:val="nil"/>
               <w:bottom w:val="nil"/>
               <w:right w:val="nil"/>
@@ -7819,7 +7819,7 @@
                 <w:b w:val="0"/>
                 <w:sz w:val="14"/>
                 <w:color w:val="000000"/>
-                <w:spacing w:val="10"/>
+                <w:spacing w:val="0"/>
               </w:rPr>
               <w:t>如果用户不按照本手册操作产品，并对产品造成任何损坏或质量问题，工厂、经销商及品牌商将不承担任何责任。</w:t>
             </w:r>
@@ -7868,7 +7868,7 @@
           <w:rFonts w:ascii="Courier New" w:hAnsi="Courier New" w:cs="Courier New" w:eastAsia="Microsoft YaHei"/>
           <w:b w:val="0"/>
           <w:sz w:val="10"/>
-          <w:color w:val="8E8E93"/>
+          <w:color w:val="F5F5F5"/>
         </w:rPr>
         <w:tab/>
         <w:t>CH.08 — MAINTENANCE</w:t>
@@ -7877,7 +7877,7 @@
     <w:p>
       <w:pPr>
         <w:pBdr>
-          <w:left w:val="single" w:sz="18" w:space="4" w:color="000000"/>
+          <w:left w:val="single" w:sz="2" w:space="4" w:color="E63846"/>
         </w:pBdr>
         <w:spacing w:after="120" w:line="240" w:lineRule="auto"/>
         <w:ind w:left="85"/>
@@ -7907,7 +7907,7 @@
       <w:pPr>
         <w:spacing w:after="80" w:before="80" w:line="278" w:lineRule="auto"/>
         <w:pBdr>
-          <w:bottom w:val="single" w:sz="6" w:space="1" w:color="000000"/>
+          <w:bottom w:val="single" w:sz="6" w:space="1" w:color="FFFFFF"/>
         </w:pBdr>
       </w:pPr>
       <w:r>
@@ -7923,7 +7923,7 @@
     </w:p>
     <w:p>
       <w:pPr>
-        <w:spacing w:after="40" w:line="264" w:lineRule="auto"/>
+        <w:spacing w:after="40" w:line="260" w:lineRule="auto"/>
       </w:pPr>
       <w:r>
         <w:rPr>
@@ -7949,7 +7949,7 @@
     </w:p>
     <w:p>
       <w:pPr>
-        <w:spacing w:after="40" w:line="264" w:lineRule="auto"/>
+        <w:spacing w:after="40" w:line="260" w:lineRule="auto"/>
       </w:pPr>
       <w:r>
         <w:rPr>
@@ -7995,7 +7995,7 @@
     </w:p>
     <w:p>
       <w:pPr>
-        <w:spacing w:after="40" w:line="264" w:lineRule="auto"/>
+        <w:spacing w:after="40" w:line="260" w:lineRule="auto"/>
       </w:pPr>
       <w:r>
         <w:rPr>
@@ -8023,7 +8023,7 @@
       <w:pPr>
         <w:spacing w:after="80" w:before="80" w:line="278" w:lineRule="auto"/>
         <w:pBdr>
-          <w:bottom w:val="single" w:sz="6" w:space="1" w:color="000000"/>
+          <w:bottom w:val="single" w:sz="6" w:space="1" w:color="FFFFFF"/>
         </w:pBdr>
       </w:pPr>
       <w:r>
@@ -8039,7 +8039,7 @@
     </w:p>
     <w:p>
       <w:pPr>
-        <w:spacing w:after="40" w:line="264" w:lineRule="auto"/>
+        <w:spacing w:after="40" w:line="260" w:lineRule="auto"/>
       </w:pPr>
       <w:r>
         <w:rPr>
@@ -8065,7 +8065,7 @@
     </w:p>
     <w:p>
       <w:pPr>
-        <w:spacing w:after="40" w:line="264" w:lineRule="auto"/>
+        <w:spacing w:after="40" w:line="260" w:lineRule="auto"/>
       </w:pPr>
       <w:r>
         <w:rPr>
@@ -8091,7 +8091,7 @@
     </w:p>
     <w:p>
       <w:pPr>
-        <w:spacing w:after="40" w:line="264" w:lineRule="auto"/>
+        <w:spacing w:after="40" w:line="260" w:lineRule="auto"/>
       </w:pPr>
       <w:r>
         <w:rPr>
@@ -8241,7 +8241,7 @@
       <w:pPr>
         <w:spacing w:after="80" w:before="80" w:line="278" w:lineRule="auto"/>
         <w:pBdr>
-          <w:bottom w:val="single" w:sz="6" w:space="1" w:color="000000"/>
+          <w:bottom w:val="single" w:sz="6" w:space="1" w:color="FFFFFF"/>
         </w:pBdr>
       </w:pPr>
       <w:r>
@@ -8266,7 +8266,7 @@
           <w:b/>
           <w:sz w:val="11"/>
           <w:color w:val="E63846"/>
-          <w:spacing w:val="2"/>
+          <w:spacing w:val="0"/>
         </w:rPr>
         <w:t xml:space="preserve">•    </w:t>
       </w:r>
@@ -8312,7 +8312,7 @@
           <w:b/>
           <w:sz w:val="11"/>
           <w:color w:val="E63846"/>
-          <w:spacing w:val="2"/>
+          <w:spacing w:val="0"/>
         </w:rPr>
         <w:t xml:space="preserve">•    </w:t>
       </w:r>
@@ -8338,7 +8338,7 @@
           <w:b/>
           <w:sz w:val="11"/>
           <w:color w:val="E63846"/>
-          <w:spacing w:val="2"/>
+          <w:spacing w:val="0"/>
         </w:rPr>
         <w:t xml:space="preserve">•    </w:t>
       </w:r>
@@ -8364,7 +8364,7 @@
           <w:b/>
           <w:sz w:val="11"/>
           <w:color w:val="E63846"/>
-          <w:spacing w:val="2"/>
+          <w:spacing w:val="0"/>
         </w:rPr>
         <w:t xml:space="preserve">•    </w:t>
       </w:r>
@@ -8415,7 +8415,7 @@
           <w:rFonts w:ascii="Courier New" w:hAnsi="Courier New" w:cs="Courier New" w:eastAsia="Microsoft YaHei"/>
           <w:b w:val="0"/>
           <w:sz w:val="10"/>
-          <w:color w:val="8E8E93"/>
+          <w:color w:val="F5F5F5"/>
         </w:rPr>
         <w:tab/>
         <w:t>CH.09 — INSTALLATION / STORAGE / DISPOSAL</w:t>
@@ -8424,7 +8424,7 @@
     <w:p>
       <w:pPr>
         <w:pBdr>
-          <w:left w:val="single" w:sz="18" w:space="4" w:color="000000"/>
+          <w:left w:val="single" w:sz="2" w:space="4" w:color="E63846"/>
         </w:pBdr>
         <w:spacing w:after="120" w:line="240" w:lineRule="auto"/>
         <w:ind w:left="85"/>
@@ -8454,7 +8454,7 @@
       <w:pPr>
         <w:spacing w:after="80" w:before="80" w:line="278" w:lineRule="auto"/>
         <w:pBdr>
-          <w:bottom w:val="single" w:sz="6" w:space="1" w:color="000000"/>
+          <w:bottom w:val="single" w:sz="6" w:space="1" w:color="FFFFFF"/>
         </w:pBdr>
       </w:pPr>
       <w:r>
@@ -8479,7 +8479,7 @@
           <w:b/>
           <w:sz w:val="11"/>
           <w:color w:val="E63846"/>
-          <w:spacing w:val="2"/>
+          <w:spacing w:val="0"/>
         </w:rPr>
         <w:t xml:space="preserve">•    </w:t>
       </w:r>
@@ -8505,7 +8505,7 @@
           <w:b/>
           <w:sz w:val="11"/>
           <w:color w:val="E63846"/>
-          <w:spacing w:val="2"/>
+          <w:spacing w:val="0"/>
         </w:rPr>
         <w:t xml:space="preserve">•    </w:t>
       </w:r>
@@ -8531,7 +8531,7 @@
           <w:b/>
           <w:sz w:val="11"/>
           <w:color w:val="E63846"/>
-          <w:spacing w:val="2"/>
+          <w:spacing w:val="0"/>
         </w:rPr>
         <w:t xml:space="preserve">•    </w:t>
       </w:r>
@@ -8548,9 +8548,9 @@
     </w:p>
     <w:p>
       <w:pPr>
-        <w:spacing w:after="80" w:before="160" w:line="278" w:lineRule="auto"/>
+        <w:spacing w:after="80" w:before="170" w:line="278" w:lineRule="auto"/>
         <w:pBdr>
-          <w:bottom w:val="single" w:sz="6" w:space="1" w:color="000000"/>
+          <w:bottom w:val="single" w:sz="6" w:space="1" w:color="FFFFFF"/>
         </w:pBdr>
       </w:pPr>
       <w:r>
@@ -8575,7 +8575,7 @@
           <w:b/>
           <w:sz w:val="11"/>
           <w:color w:val="E63846"/>
-          <w:spacing w:val="2"/>
+          <w:spacing w:val="0"/>
         </w:rPr>
         <w:t xml:space="preserve">•    </w:t>
       </w:r>
@@ -8601,7 +8601,7 @@
           <w:b/>
           <w:sz w:val="11"/>
           <w:color w:val="E63846"/>
-          <w:spacing w:val="2"/>
+          <w:spacing w:val="0"/>
         </w:rPr>
         <w:t xml:space="preserve">•    </w:t>
       </w:r>
@@ -8627,7 +8627,7 @@
           <w:b/>
           <w:sz w:val="11"/>
           <w:color w:val="E63846"/>
-          <w:spacing w:val="2"/>
+          <w:spacing w:val="0"/>
         </w:rPr>
         <w:t xml:space="preserve">•    </w:t>
       </w:r>
@@ -8653,7 +8653,7 @@
           <w:b/>
           <w:sz w:val="11"/>
           <w:color w:val="E63846"/>
-          <w:spacing w:val="2"/>
+          <w:spacing w:val="0"/>
         </w:rPr>
         <w:t xml:space="preserve">•    </w:t>
       </w:r>
@@ -8670,9 +8670,9 @@
     </w:p>
     <w:p>
       <w:pPr>
-        <w:spacing w:after="80" w:before="160" w:line="278" w:lineRule="auto"/>
+        <w:spacing w:after="80" w:before="170" w:line="278" w:lineRule="auto"/>
         <w:pBdr>
-          <w:bottom w:val="single" w:sz="6" w:space="1" w:color="000000"/>
+          <w:bottom w:val="single" w:sz="6" w:space="1" w:color="FFFFFF"/>
         </w:pBdr>
       </w:pPr>
       <w:r>
@@ -8697,7 +8697,7 @@
           <w:b/>
           <w:sz w:val="11"/>
           <w:color w:val="E63846"/>
-          <w:spacing w:val="2"/>
+          <w:spacing w:val="0"/>
         </w:rPr>
         <w:t xml:space="preserve">•    </w:t>
       </w:r>
@@ -8723,7 +8723,7 @@
           <w:b/>
           <w:sz w:val="11"/>
           <w:color w:val="E63846"/>
-          <w:spacing w:val="2"/>
+          <w:spacing w:val="0"/>
         </w:rPr>
         <w:t xml:space="preserve">•    </w:t>
       </w:r>
@@ -8749,7 +8749,7 @@
           <w:b/>
           <w:sz w:val="11"/>
           <w:color w:val="E63846"/>
-          <w:spacing w:val="2"/>
+          <w:spacing w:val="0"/>
         </w:rPr>
         <w:t xml:space="preserve">•    </w:t>
       </w:r>
@@ -8775,7 +8775,7 @@
           <w:b/>
           <w:sz w:val="11"/>
           <w:color w:val="E63846"/>
-          <w:spacing w:val="2"/>
+          <w:spacing w:val="0"/>
         </w:rPr>
         <w:t xml:space="preserve">•    </w:t>
       </w:r>
@@ -8900,7 +8900,7 @@
           <w:rFonts w:ascii="Courier New" w:hAnsi="Courier New" w:cs="Courier New" w:eastAsia="Microsoft YaHei"/>
           <w:b w:val="0"/>
           <w:sz w:val="10"/>
-          <w:color w:val="8E8E93"/>
+          <w:color w:val="F5F5F5"/>
         </w:rPr>
         <w:tab/>
         <w:t>CH.10 — WARRANTY</w:t>
@@ -8909,7 +8909,7 @@
     <w:p>
       <w:pPr>
         <w:pBdr>
-          <w:left w:val="single" w:sz="18" w:space="4" w:color="E63846"/>
+          <w:left w:val="single" w:sz="2" w:space="4" w:color="E63846"/>
         </w:pBdr>
         <w:spacing w:after="120" w:line="240" w:lineRule="auto"/>
         <w:ind w:left="85"/>
@@ -8956,7 +8956,7 @@
       <w:pPr>
         <w:spacing w:after="80" w:before="80" w:line="278" w:lineRule="auto"/>
         <w:pBdr>
-          <w:bottom w:val="single" w:sz="6" w:space="1" w:color="000000"/>
+          <w:bottom w:val="single" w:sz="6" w:space="1" w:color="FFFFFF"/>
         </w:pBdr>
       </w:pPr>
       <w:r>
@@ -8997,10 +8997,10 @@
           <w:tcPr>
             <w:tcW w:type="dxa" w:w="2177"/>
             <w:tcBorders>
-              <w:top w:val="single" w:sz="4" w:space="0" w:color="D9D9D9"/>
-              <w:left w:val="single" w:sz="4" w:space="0" w:color="D9D9D9"/>
-              <w:bottom w:val="single" w:sz="4" w:space="0" w:color="D9D9D9"/>
-              <w:right w:val="single" w:sz="4" w:space="0" w:color="D9D9D9"/>
+              <w:top w:val="single" w:sz="4" w:space="0" w:color="F5F5F5"/>
+              <w:left w:val="single" w:sz="4" w:space="0" w:color="F5F5F5"/>
+              <w:bottom w:val="single" w:sz="4" w:space="0" w:color="F5F5F5"/>
+              <w:right w:val="single" w:sz="4" w:space="0" w:color="F5F5F5"/>
             </w:tcBorders>
             <w:tcMar>
               <w:top w:w="52" w:type="dxa"/>
@@ -9008,7 +9008,7 @@
               <w:bottom w:w="52" w:type="dxa"/>
               <w:end w:w="55" w:type="dxa"/>
             </w:tcMar>
-            <w:shd w:fill="1A1A1A"/>
+            <w:shd w:fill="000000"/>
             <w:vAlign w:val="top"/>
           </w:tcPr>
           <w:p>
@@ -9022,7 +9022,7 @@
                 <w:b/>
                 <w:sz w:val="12"/>
                 <w:color w:val="FFFFFF"/>
-                <w:spacing w:val="2"/>
+                <w:spacing w:val="0"/>
               </w:rPr>
               <w:t>项目</w:t>
             </w:r>
@@ -9032,10 +9032,10 @@
           <w:tcPr>
             <w:tcW w:type="dxa" w:w="5080"/>
             <w:tcBorders>
-              <w:top w:val="single" w:sz="4" w:space="0" w:color="D9D9D9"/>
-              <w:left w:val="single" w:sz="4" w:space="0" w:color="D9D9D9"/>
-              <w:bottom w:val="single" w:sz="4" w:space="0" w:color="D9D9D9"/>
-              <w:right w:val="single" w:sz="4" w:space="0" w:color="D9D9D9"/>
+              <w:top w:val="single" w:sz="4" w:space="0" w:color="F5F5F5"/>
+              <w:left w:val="single" w:sz="4" w:space="0" w:color="F5F5F5"/>
+              <w:bottom w:val="single" w:sz="4" w:space="0" w:color="F5F5F5"/>
+              <w:right w:val="single" w:sz="4" w:space="0" w:color="F5F5F5"/>
             </w:tcBorders>
             <w:tcMar>
               <w:top w:w="52" w:type="dxa"/>
@@ -9043,7 +9043,7 @@
               <w:bottom w:w="52" w:type="dxa"/>
               <w:end w:w="55" w:type="dxa"/>
             </w:tcMar>
-            <w:shd w:fill="1A1A1A"/>
+            <w:shd w:fill="000000"/>
             <w:vAlign w:val="top"/>
           </w:tcPr>
           <w:p>
@@ -9057,7 +9057,7 @@
                 <w:b/>
                 <w:sz w:val="12"/>
                 <w:color w:val="FFFFFF"/>
-                <w:spacing w:val="2"/>
+                <w:spacing w:val="0"/>
               </w:rPr>
               <w:t>信息</w:t>
             </w:r>
@@ -9072,10 +9072,10 @@
           <w:tcPr>
             <w:tcW w:type="dxa" w:w="2177"/>
             <w:tcBorders>
-              <w:top w:val="single" w:sz="4" w:space="0" w:color="D9D9D9"/>
-              <w:left w:val="single" w:sz="4" w:space="0" w:color="D9D9D9"/>
-              <w:bottom w:val="single" w:sz="4" w:space="0" w:color="D9D9D9"/>
-              <w:right w:val="single" w:sz="4" w:space="0" w:color="D9D9D9"/>
+              <w:top w:val="single" w:sz="4" w:space="0" w:color="F5F5F5"/>
+              <w:left w:val="single" w:sz="4" w:space="0" w:color="F5F5F5"/>
+              <w:bottom w:val="single" w:sz="4" w:space="0" w:color="F5F5F5"/>
+              <w:right w:val="single" w:sz="4" w:space="0" w:color="F5F5F5"/>
             </w:tcBorders>
             <w:tcMar>
               <w:top w:w="52" w:type="dxa"/>
@@ -9097,7 +9097,7 @@
                 <w:b w:val="0"/>
                 <w:sz w:val="13"/>
                 <w:color w:val="1A1A1A"/>
-                <w:spacing w:val="2"/>
+                <w:spacing w:val="0"/>
               </w:rPr>
               <w:t>品牌商</w:t>
             </w:r>
@@ -9107,10 +9107,10 @@
           <w:tcPr>
             <w:tcW w:type="dxa" w:w="5080"/>
             <w:tcBorders>
-              <w:top w:val="single" w:sz="4" w:space="0" w:color="D9D9D9"/>
-              <w:left w:val="single" w:sz="4" w:space="0" w:color="D9D9D9"/>
-              <w:bottom w:val="single" w:sz="4" w:space="0" w:color="D9D9D9"/>
-              <w:right w:val="single" w:sz="4" w:space="0" w:color="D9D9D9"/>
+              <w:top w:val="single" w:sz="4" w:space="0" w:color="F5F5F5"/>
+              <w:left w:val="single" w:sz="4" w:space="0" w:color="F5F5F5"/>
+              <w:bottom w:val="single" w:sz="4" w:space="0" w:color="F5F5F5"/>
+              <w:right w:val="single" w:sz="4" w:space="0" w:color="F5F5F5"/>
             </w:tcBorders>
             <w:tcMar>
               <w:top w:w="52" w:type="dxa"/>
@@ -9132,7 +9132,7 @@
                 <w:b w:val="0"/>
                 <w:sz w:val="13"/>
                 <w:color w:val="1A1A1A"/>
-                <w:spacing w:val="2"/>
+                <w:spacing w:val="0"/>
               </w:rPr>
               <w:t>WEVAC TECHNOLOGY CO., LIMITED</w:t>
             </w:r>
@@ -9147,10 +9147,10 @@
           <w:tcPr>
             <w:tcW w:type="dxa" w:w="2177"/>
             <w:tcBorders>
-              <w:top w:val="single" w:sz="4" w:space="0" w:color="D9D9D9"/>
-              <w:left w:val="single" w:sz="4" w:space="0" w:color="D9D9D9"/>
-              <w:bottom w:val="single" w:sz="4" w:space="0" w:color="D9D9D9"/>
-              <w:right w:val="single" w:sz="4" w:space="0" w:color="D9D9D9"/>
+              <w:top w:val="single" w:sz="4" w:space="0" w:color="F5F5F5"/>
+              <w:left w:val="single" w:sz="4" w:space="0" w:color="F5F5F5"/>
+              <w:bottom w:val="single" w:sz="4" w:space="0" w:color="F5F5F5"/>
+              <w:right w:val="single" w:sz="4" w:space="0" w:color="F5F5F5"/>
             </w:tcBorders>
             <w:tcMar>
               <w:top w:w="52" w:type="dxa"/>
@@ -9172,7 +9172,7 @@
                 <w:b w:val="0"/>
                 <w:sz w:val="13"/>
                 <w:color w:val="1A1A1A"/>
-                <w:spacing w:val="2"/>
+                <w:spacing w:val="0"/>
               </w:rPr>
               <w:t>地址</w:t>
             </w:r>
@@ -9182,10 +9182,10 @@
           <w:tcPr>
             <w:tcW w:type="dxa" w:w="5080"/>
             <w:tcBorders>
-              <w:top w:val="single" w:sz="4" w:space="0" w:color="D9D9D9"/>
-              <w:left w:val="single" w:sz="4" w:space="0" w:color="D9D9D9"/>
-              <w:bottom w:val="single" w:sz="4" w:space="0" w:color="D9D9D9"/>
-              <w:right w:val="single" w:sz="4" w:space="0" w:color="D9D9D9"/>
+              <w:top w:val="single" w:sz="4" w:space="0" w:color="F5F5F5"/>
+              <w:left w:val="single" w:sz="4" w:space="0" w:color="F5F5F5"/>
+              <w:bottom w:val="single" w:sz="4" w:space="0" w:color="F5F5F5"/>
+              <w:right w:val="single" w:sz="4" w:space="0" w:color="F5F5F5"/>
             </w:tcBorders>
             <w:tcMar>
               <w:top w:w="52" w:type="dxa"/>
@@ -9207,7 +9207,7 @@
                 <w:b w:val="0"/>
                 <w:sz w:val="13"/>
                 <w:color w:val="1A1A1A"/>
-                <w:spacing w:val="2"/>
+                <w:spacing w:val="0"/>
               </w:rPr>
               <w:t>香港九龙尖沙咀漆咸道南87-105号百利商业中心404A室</w:t>
             </w:r>
@@ -9222,10 +9222,10 @@
           <w:tcPr>
             <w:tcW w:type="dxa" w:w="2177"/>
             <w:tcBorders>
-              <w:top w:val="single" w:sz="4" w:space="0" w:color="D9D9D9"/>
-              <w:left w:val="single" w:sz="4" w:space="0" w:color="D9D9D9"/>
-              <w:bottom w:val="single" w:sz="4" w:space="0" w:color="D9D9D9"/>
-              <w:right w:val="single" w:sz="4" w:space="0" w:color="D9D9D9"/>
+              <w:top w:val="single" w:sz="4" w:space="0" w:color="F5F5F5"/>
+              <w:left w:val="single" w:sz="4" w:space="0" w:color="F5F5F5"/>
+              <w:bottom w:val="single" w:sz="4" w:space="0" w:color="F5F5F5"/>
+              <w:right w:val="single" w:sz="4" w:space="0" w:color="F5F5F5"/>
             </w:tcBorders>
             <w:tcMar>
               <w:top w:w="52" w:type="dxa"/>
@@ -9247,7 +9247,7 @@
                 <w:b w:val="0"/>
                 <w:sz w:val="13"/>
                 <w:color w:val="1A1A1A"/>
-                <w:spacing w:val="2"/>
+                <w:spacing w:val="0"/>
               </w:rPr>
               <w:t>网址</w:t>
             </w:r>
@@ -9257,10 +9257,10 @@
           <w:tcPr>
             <w:tcW w:type="dxa" w:w="5080"/>
             <w:tcBorders>
-              <w:top w:val="single" w:sz="4" w:space="0" w:color="D9D9D9"/>
-              <w:left w:val="single" w:sz="4" w:space="0" w:color="D9D9D9"/>
-              <w:bottom w:val="single" w:sz="4" w:space="0" w:color="D9D9D9"/>
-              <w:right w:val="single" w:sz="4" w:space="0" w:color="D9D9D9"/>
+              <w:top w:val="single" w:sz="4" w:space="0" w:color="F5F5F5"/>
+              <w:left w:val="single" w:sz="4" w:space="0" w:color="F5F5F5"/>
+              <w:bottom w:val="single" w:sz="4" w:space="0" w:color="F5F5F5"/>
+              <w:right w:val="single" w:sz="4" w:space="0" w:color="F5F5F5"/>
             </w:tcBorders>
             <w:tcMar>
               <w:top w:w="52" w:type="dxa"/>
@@ -9282,7 +9282,7 @@
                 <w:b w:val="0"/>
                 <w:sz w:val="13"/>
                 <w:color w:val="1A1A1A"/>
-                <w:spacing w:val="2"/>
+                <w:spacing w:val="0"/>
               </w:rPr>
               <w:t>www.wevactech.com</w:t>
             </w:r>
@@ -9297,10 +9297,10 @@
           <w:tcPr>
             <w:tcW w:type="dxa" w:w="2177"/>
             <w:tcBorders>
-              <w:top w:val="single" w:sz="4" w:space="0" w:color="D9D9D9"/>
-              <w:left w:val="single" w:sz="4" w:space="0" w:color="D9D9D9"/>
-              <w:bottom w:val="single" w:sz="4" w:space="0" w:color="D9D9D9"/>
-              <w:right w:val="single" w:sz="4" w:space="0" w:color="D9D9D9"/>
+              <w:top w:val="single" w:sz="4" w:space="0" w:color="F5F5F5"/>
+              <w:left w:val="single" w:sz="4" w:space="0" w:color="F5F5F5"/>
+              <w:bottom w:val="single" w:sz="4" w:space="0" w:color="F5F5F5"/>
+              <w:right w:val="single" w:sz="4" w:space="0" w:color="F5F5F5"/>
             </w:tcBorders>
             <w:tcMar>
               <w:top w:w="52" w:type="dxa"/>
@@ -9322,7 +9322,7 @@
                 <w:b w:val="0"/>
                 <w:sz w:val="13"/>
                 <w:color w:val="1A1A1A"/>
-                <w:spacing w:val="2"/>
+                <w:spacing w:val="0"/>
               </w:rPr>
               <w:t>客服邮箱</w:t>
             </w:r>
@@ -9332,10 +9332,10 @@
           <w:tcPr>
             <w:tcW w:type="dxa" w:w="5080"/>
             <w:tcBorders>
-              <w:top w:val="single" w:sz="4" w:space="0" w:color="D9D9D9"/>
-              <w:left w:val="single" w:sz="4" w:space="0" w:color="D9D9D9"/>
-              <w:bottom w:val="single" w:sz="4" w:space="0" w:color="D9D9D9"/>
-              <w:right w:val="single" w:sz="4" w:space="0" w:color="D9D9D9"/>
+              <w:top w:val="single" w:sz="4" w:space="0" w:color="F5F5F5"/>
+              <w:left w:val="single" w:sz="4" w:space="0" w:color="F5F5F5"/>
+              <w:bottom w:val="single" w:sz="4" w:space="0" w:color="F5F5F5"/>
+              <w:right w:val="single" w:sz="4" w:space="0" w:color="F5F5F5"/>
             </w:tcBorders>
             <w:tcMar>
               <w:top w:w="52" w:type="dxa"/>
@@ -9357,7 +9357,7 @@
                 <w:b w:val="0"/>
                 <w:sz w:val="13"/>
                 <w:color w:val="1A1A1A"/>
-                <w:spacing w:val="2"/>
+                <w:spacing w:val="0"/>
               </w:rPr>
               <w:t>support@wevactech.com</w:t>
             </w:r>
@@ -9369,7 +9369,7 @@
       <w:pPr>
         <w:spacing w:after="80" w:before="80" w:line="278" w:lineRule="auto"/>
         <w:pBdr>
-          <w:bottom w:val="single" w:sz="6" w:space="1" w:color="000000"/>
+          <w:bottom w:val="single" w:sz="6" w:space="1" w:color="FFFFFF"/>
         </w:pBdr>
       </w:pPr>
       <w:r>
@@ -9410,10 +9410,10 @@
           <w:tcPr>
             <w:tcW w:type="dxa" w:w="2177"/>
             <w:tcBorders>
-              <w:top w:val="single" w:sz="4" w:space="0" w:color="D9D9D9"/>
-              <w:left w:val="single" w:sz="4" w:space="0" w:color="D9D9D9"/>
-              <w:bottom w:val="single" w:sz="4" w:space="0" w:color="D9D9D9"/>
-              <w:right w:val="single" w:sz="4" w:space="0" w:color="D9D9D9"/>
+              <w:top w:val="single" w:sz="4" w:space="0" w:color="F5F5F5"/>
+              <w:left w:val="single" w:sz="4" w:space="0" w:color="F5F5F5"/>
+              <w:bottom w:val="single" w:sz="4" w:space="0" w:color="F5F5F5"/>
+              <w:right w:val="single" w:sz="4" w:space="0" w:color="F5F5F5"/>
             </w:tcBorders>
             <w:tcMar>
               <w:top w:w="52" w:type="dxa"/>
@@ -9421,7 +9421,7 @@
               <w:bottom w:w="52" w:type="dxa"/>
               <w:end w:w="55" w:type="dxa"/>
             </w:tcMar>
-            <w:shd w:fill="1A1A1A"/>
+            <w:shd w:fill="000000"/>
             <w:vAlign w:val="top"/>
           </w:tcPr>
           <w:p>
@@ -9435,7 +9435,7 @@
                 <w:b/>
                 <w:sz w:val="12"/>
                 <w:color w:val="FFFFFF"/>
-                <w:spacing w:val="2"/>
+                <w:spacing w:val="0"/>
               </w:rPr>
               <w:t>项目</w:t>
             </w:r>
@@ -9445,10 +9445,10 @@
           <w:tcPr>
             <w:tcW w:type="dxa" w:w="5080"/>
             <w:tcBorders>
-              <w:top w:val="single" w:sz="4" w:space="0" w:color="D9D9D9"/>
-              <w:left w:val="single" w:sz="4" w:space="0" w:color="D9D9D9"/>
-              <w:bottom w:val="single" w:sz="4" w:space="0" w:color="D9D9D9"/>
-              <w:right w:val="single" w:sz="4" w:space="0" w:color="D9D9D9"/>
+              <w:top w:val="single" w:sz="4" w:space="0" w:color="F5F5F5"/>
+              <w:left w:val="single" w:sz="4" w:space="0" w:color="F5F5F5"/>
+              <w:bottom w:val="single" w:sz="4" w:space="0" w:color="F5F5F5"/>
+              <w:right w:val="single" w:sz="4" w:space="0" w:color="F5F5F5"/>
             </w:tcBorders>
             <w:tcMar>
               <w:top w:w="52" w:type="dxa"/>
@@ -9456,7 +9456,7 @@
               <w:bottom w:w="52" w:type="dxa"/>
               <w:end w:w="55" w:type="dxa"/>
             </w:tcMar>
-            <w:shd w:fill="1A1A1A"/>
+            <w:shd w:fill="000000"/>
             <w:vAlign w:val="top"/>
           </w:tcPr>
           <w:p>
@@ -9470,7 +9470,7 @@
                 <w:b/>
                 <w:sz w:val="12"/>
                 <w:color w:val="FFFFFF"/>
-                <w:spacing w:val="2"/>
+                <w:spacing w:val="0"/>
               </w:rPr>
               <w:t>信息</w:t>
             </w:r>
@@ -9485,10 +9485,10 @@
           <w:tcPr>
             <w:tcW w:type="dxa" w:w="2177"/>
             <w:tcBorders>
-              <w:top w:val="single" w:sz="4" w:space="0" w:color="D9D9D9"/>
-              <w:left w:val="single" w:sz="4" w:space="0" w:color="D9D9D9"/>
-              <w:bottom w:val="single" w:sz="4" w:space="0" w:color="D9D9D9"/>
-              <w:right w:val="single" w:sz="4" w:space="0" w:color="D9D9D9"/>
+              <w:top w:val="single" w:sz="4" w:space="0" w:color="F5F5F5"/>
+              <w:left w:val="single" w:sz="4" w:space="0" w:color="F5F5F5"/>
+              <w:bottom w:val="single" w:sz="4" w:space="0" w:color="F5F5F5"/>
+              <w:right w:val="single" w:sz="4" w:space="0" w:color="F5F5F5"/>
             </w:tcBorders>
             <w:tcMar>
               <w:top w:w="52" w:type="dxa"/>
@@ -9510,7 +9510,7 @@
                 <w:b w:val="0"/>
                 <w:sz w:val="13"/>
                 <w:color w:val="1A1A1A"/>
-                <w:spacing w:val="2"/>
+                <w:spacing w:val="0"/>
               </w:rPr>
               <w:t>制造商</w:t>
             </w:r>
@@ -9520,10 +9520,10 @@
           <w:tcPr>
             <w:tcW w:type="dxa" w:w="5080"/>
             <w:tcBorders>
-              <w:top w:val="single" w:sz="4" w:space="0" w:color="D9D9D9"/>
-              <w:left w:val="single" w:sz="4" w:space="0" w:color="D9D9D9"/>
-              <w:bottom w:val="single" w:sz="4" w:space="0" w:color="D9D9D9"/>
-              <w:right w:val="single" w:sz="4" w:space="0" w:color="D9D9D9"/>
+              <w:top w:val="single" w:sz="4" w:space="0" w:color="F5F5F5"/>
+              <w:left w:val="single" w:sz="4" w:space="0" w:color="F5F5F5"/>
+              <w:bottom w:val="single" w:sz="4" w:space="0" w:color="F5F5F5"/>
+              <w:right w:val="single" w:sz="4" w:space="0" w:color="F5F5F5"/>
             </w:tcBorders>
             <w:tcMar>
               <w:top w:w="52" w:type="dxa"/>
@@ -9545,7 +9545,7 @@
                 <w:b w:val="0"/>
                 <w:sz w:val="13"/>
                 <w:color w:val="1A1A1A"/>
-                <w:spacing w:val="2"/>
+                <w:spacing w:val="0"/>
               </w:rPr>
               <w:t>广州亚俊氏真空科技股份有限公司</w:t>
               <w:br/>
@@ -9562,10 +9562,10 @@
           <w:tcPr>
             <w:tcW w:type="dxa" w:w="2177"/>
             <w:tcBorders>
-              <w:top w:val="single" w:sz="4" w:space="0" w:color="D9D9D9"/>
-              <w:left w:val="single" w:sz="4" w:space="0" w:color="D9D9D9"/>
-              <w:bottom w:val="single" w:sz="4" w:space="0" w:color="D9D9D9"/>
-              <w:right w:val="single" w:sz="4" w:space="0" w:color="D9D9D9"/>
+              <w:top w:val="single" w:sz="4" w:space="0" w:color="F5F5F5"/>
+              <w:left w:val="single" w:sz="4" w:space="0" w:color="F5F5F5"/>
+              <w:bottom w:val="single" w:sz="4" w:space="0" w:color="F5F5F5"/>
+              <w:right w:val="single" w:sz="4" w:space="0" w:color="F5F5F5"/>
             </w:tcBorders>
             <w:tcMar>
               <w:top w:w="52" w:type="dxa"/>
@@ -9587,7 +9587,7 @@
                 <w:b w:val="0"/>
                 <w:sz w:val="13"/>
                 <w:color w:val="1A1A1A"/>
-                <w:spacing w:val="2"/>
+                <w:spacing w:val="0"/>
               </w:rPr>
               <w:t>地址</w:t>
             </w:r>
@@ -9597,10 +9597,10 @@
           <w:tcPr>
             <w:tcW w:type="dxa" w:w="5080"/>
             <w:tcBorders>
-              <w:top w:val="single" w:sz="4" w:space="0" w:color="D9D9D9"/>
-              <w:left w:val="single" w:sz="4" w:space="0" w:color="D9D9D9"/>
-              <w:bottom w:val="single" w:sz="4" w:space="0" w:color="D9D9D9"/>
-              <w:right w:val="single" w:sz="4" w:space="0" w:color="D9D9D9"/>
+              <w:top w:val="single" w:sz="4" w:space="0" w:color="F5F5F5"/>
+              <w:left w:val="single" w:sz="4" w:space="0" w:color="F5F5F5"/>
+              <w:bottom w:val="single" w:sz="4" w:space="0" w:color="F5F5F5"/>
+              <w:right w:val="single" w:sz="4" w:space="0" w:color="F5F5F5"/>
             </w:tcBorders>
             <w:tcMar>
               <w:top w:w="52" w:type="dxa"/>
@@ -9622,7 +9622,7 @@
                 <w:b w:val="0"/>
                 <w:sz w:val="13"/>
                 <w:color w:val="1A1A1A"/>
-                <w:spacing w:val="2"/>
+                <w:spacing w:val="0"/>
               </w:rPr>
               <w:t>广东省广州市番禺区南村镇启业路1号</w:t>
             </w:r>
@@ -9637,10 +9637,10 @@
           <w:tcPr>
             <w:tcW w:type="dxa" w:w="2177"/>
             <w:tcBorders>
-              <w:top w:val="single" w:sz="4" w:space="0" w:color="D9D9D9"/>
-              <w:left w:val="single" w:sz="4" w:space="0" w:color="D9D9D9"/>
-              <w:bottom w:val="single" w:sz="4" w:space="0" w:color="D9D9D9"/>
-              <w:right w:val="single" w:sz="4" w:space="0" w:color="D9D9D9"/>
+              <w:top w:val="single" w:sz="4" w:space="0" w:color="F5F5F5"/>
+              <w:left w:val="single" w:sz="4" w:space="0" w:color="F5F5F5"/>
+              <w:bottom w:val="single" w:sz="4" w:space="0" w:color="F5F5F5"/>
+              <w:right w:val="single" w:sz="4" w:space="0" w:color="F5F5F5"/>
             </w:tcBorders>
             <w:tcMar>
               <w:top w:w="52" w:type="dxa"/>
@@ -9662,7 +9662,7 @@
                 <w:b w:val="0"/>
                 <w:sz w:val="13"/>
                 <w:color w:val="1A1A1A"/>
-                <w:spacing w:val="2"/>
+                <w:spacing w:val="0"/>
               </w:rPr>
               <w:t>网址</w:t>
             </w:r>
@@ -9672,10 +9672,10 @@
           <w:tcPr>
             <w:tcW w:type="dxa" w:w="5080"/>
             <w:tcBorders>
-              <w:top w:val="single" w:sz="4" w:space="0" w:color="D9D9D9"/>
-              <w:left w:val="single" w:sz="4" w:space="0" w:color="D9D9D9"/>
-              <w:bottom w:val="single" w:sz="4" w:space="0" w:color="D9D9D9"/>
-              <w:right w:val="single" w:sz="4" w:space="0" w:color="D9D9D9"/>
+              <w:top w:val="single" w:sz="4" w:space="0" w:color="F5F5F5"/>
+              <w:left w:val="single" w:sz="4" w:space="0" w:color="F5F5F5"/>
+              <w:bottom w:val="single" w:sz="4" w:space="0" w:color="F5F5F5"/>
+              <w:right w:val="single" w:sz="4" w:space="0" w:color="F5F5F5"/>
             </w:tcBorders>
             <w:tcMar>
               <w:top w:w="52" w:type="dxa"/>
@@ -9697,7 +9697,7 @@
                 <w:b w:val="0"/>
                 <w:sz w:val="13"/>
                 <w:color w:val="1A1A1A"/>
-                <w:spacing w:val="2"/>
+                <w:spacing w:val="0"/>
               </w:rPr>
               <w:t>www.argiontechnology.com</w:t>
             </w:r>
@@ -9709,7 +9709,7 @@
       <w:pPr>
         <w:spacing w:after="80" w:before="80" w:line="278" w:lineRule="auto"/>
         <w:pBdr>
-          <w:bottom w:val="single" w:sz="6" w:space="1" w:color="000000"/>
+          <w:bottom w:val="single" w:sz="6" w:space="1" w:color="FFFFFF"/>
         </w:pBdr>
       </w:pPr>
       <w:r>
@@ -9769,7 +9769,7 @@
           <w:b/>
           <w:sz w:val="11"/>
           <w:color w:val="E63846"/>
-          <w:spacing w:val="2"/>
+          <w:spacing w:val="0"/>
         </w:rPr>
         <w:t xml:space="preserve">•    </w:t>
       </w:r>
@@ -9795,7 +9795,7 @@
           <w:b/>
           <w:sz w:val="11"/>
           <w:color w:val="E63846"/>
-          <w:spacing w:val="2"/>
+          <w:spacing w:val="0"/>
         </w:rPr>
         <w:t xml:space="preserve">•    </w:t>
       </w:r>
@@ -9821,7 +9821,7 @@
           <w:b/>
           <w:sz w:val="11"/>
           <w:color w:val="E63846"/>
-          <w:spacing w:val="2"/>
+          <w:spacing w:val="0"/>
         </w:rPr>
         <w:t xml:space="preserve">•    </w:t>
       </w:r>
@@ -9887,7 +9887,7 @@
           <w:rFonts w:ascii="Courier New" w:hAnsi="Courier New" w:cs="Courier New" w:eastAsia="Microsoft YaHei"/>
           <w:b w:val="0"/>
           <w:sz w:val="10"/>
-          <w:color w:val="8E8E93"/>
+          <w:color w:val="F5F5F5"/>
         </w:rPr>
         <w:tab/>
         <w:t>CH.10 — WARRANTY</w:t>
@@ -9896,7 +9896,7 @@
     <w:p>
       <w:pPr>
         <w:pBdr>
-          <w:left w:val="single" w:sz="18" w:space="4" w:color="000000"/>
+          <w:left w:val="single" w:sz="2" w:space="4" w:color="E63846"/>
         </w:pBdr>
         <w:spacing w:after="120" w:line="240" w:lineRule="auto"/>
         <w:ind w:left="85"/>
@@ -9926,7 +9926,7 @@
       <w:pPr>
         <w:spacing w:after="80" w:before="80" w:line="278" w:lineRule="auto"/>
         <w:pBdr>
-          <w:bottom w:val="single" w:sz="6" w:space="1" w:color="000000"/>
+          <w:bottom w:val="single" w:sz="6" w:space="1" w:color="FFFFFF"/>
         </w:pBdr>
       </w:pPr>
       <w:r>
@@ -9967,10 +9967,10 @@
           <w:tcPr>
             <w:tcW w:type="dxa" w:w="3628"/>
             <w:tcBorders>
-              <w:top w:val="single" w:sz="4" w:space="0" w:color="D9D9D9"/>
-              <w:left w:val="single" w:sz="4" w:space="0" w:color="D9D9D9"/>
-              <w:bottom w:val="single" w:sz="4" w:space="0" w:color="D9D9D9"/>
-              <w:right w:val="single" w:sz="4" w:space="0" w:color="D9D9D9"/>
+              <w:top w:val="single" w:sz="4" w:space="0" w:color="F5F5F5"/>
+              <w:left w:val="single" w:sz="4" w:space="0" w:color="F5F5F5"/>
+              <w:bottom w:val="single" w:sz="4" w:space="0" w:color="F5F5F5"/>
+              <w:right w:val="single" w:sz="4" w:space="0" w:color="F5F5F5"/>
             </w:tcBorders>
             <w:tcMar>
               <w:top w:w="32" w:type="dxa"/>
@@ -9992,7 +9992,7 @@
                 <w:b w:val="0"/>
                 <w:sz w:val="12"/>
                 <w:color w:val="1A1A1A"/>
-                <w:spacing w:val="2"/>
+                <w:spacing w:val="0"/>
               </w:rPr>
               <w:t>客户名称</w:t>
             </w:r>
@@ -10002,10 +10002,10 @@
           <w:tcPr>
             <w:tcW w:type="dxa" w:w="3628"/>
             <w:tcBorders>
-              <w:top w:val="single" w:sz="4" w:space="0" w:color="D9D9D9"/>
-              <w:left w:val="single" w:sz="4" w:space="0" w:color="D9D9D9"/>
-              <w:bottom w:val="single" w:sz="4" w:space="0" w:color="D9D9D9"/>
-              <w:right w:val="single" w:sz="4" w:space="0" w:color="D9D9D9"/>
+              <w:top w:val="single" w:sz="4" w:space="0" w:color="F5F5F5"/>
+              <w:left w:val="single" w:sz="4" w:space="0" w:color="F5F5F5"/>
+              <w:bottom w:val="single" w:sz="4" w:space="0" w:color="F5F5F5"/>
+              <w:right w:val="single" w:sz="4" w:space="0" w:color="F5F5F5"/>
             </w:tcBorders>
             <w:tcMar>
               <w:top w:w="32" w:type="dxa"/>
@@ -10027,7 +10027,7 @@
                 <w:b w:val="0"/>
                 <w:sz w:val="12"/>
                 <w:color w:val="1A1A1A"/>
-                <w:spacing w:val="2"/>
+                <w:spacing w:val="0"/>
               </w:rPr>
             </w:r>
           </w:p>
@@ -10041,10 +10041,10 @@
           <w:tcPr>
             <w:tcW w:type="dxa" w:w="3628"/>
             <w:tcBorders>
-              <w:top w:val="single" w:sz="4" w:space="0" w:color="D9D9D9"/>
-              <w:left w:val="single" w:sz="4" w:space="0" w:color="D9D9D9"/>
-              <w:bottom w:val="single" w:sz="4" w:space="0" w:color="D9D9D9"/>
-              <w:right w:val="single" w:sz="4" w:space="0" w:color="D9D9D9"/>
+              <w:top w:val="single" w:sz="4" w:space="0" w:color="F5F5F5"/>
+              <w:left w:val="single" w:sz="4" w:space="0" w:color="F5F5F5"/>
+              <w:bottom w:val="single" w:sz="4" w:space="0" w:color="F5F5F5"/>
+              <w:right w:val="single" w:sz="4" w:space="0" w:color="F5F5F5"/>
             </w:tcBorders>
             <w:tcMar>
               <w:top w:w="32" w:type="dxa"/>
@@ -10066,7 +10066,7 @@
                 <w:b w:val="0"/>
                 <w:sz w:val="13"/>
                 <w:color w:val="1A1A1A"/>
-                <w:spacing w:val="2"/>
+                <w:spacing w:val="0"/>
               </w:rPr>
               <w:t>地址</w:t>
             </w:r>
@@ -10076,10 +10076,10 @@
           <w:tcPr>
             <w:tcW w:type="dxa" w:w="3628"/>
             <w:tcBorders>
-              <w:top w:val="single" w:sz="4" w:space="0" w:color="D9D9D9"/>
-              <w:left w:val="single" w:sz="4" w:space="0" w:color="D9D9D9"/>
-              <w:bottom w:val="single" w:sz="4" w:space="0" w:color="D9D9D9"/>
-              <w:right w:val="single" w:sz="4" w:space="0" w:color="D9D9D9"/>
+              <w:top w:val="single" w:sz="4" w:space="0" w:color="F5F5F5"/>
+              <w:left w:val="single" w:sz="4" w:space="0" w:color="F5F5F5"/>
+              <w:bottom w:val="single" w:sz="4" w:space="0" w:color="F5F5F5"/>
+              <w:right w:val="single" w:sz="4" w:space="0" w:color="F5F5F5"/>
             </w:tcBorders>
             <w:tcMar>
               <w:top w:w="32" w:type="dxa"/>
@@ -10101,7 +10101,7 @@
                 <w:b w:val="0"/>
                 <w:sz w:val="13"/>
                 <w:color w:val="1A1A1A"/>
-                <w:spacing w:val="2"/>
+                <w:spacing w:val="0"/>
               </w:rPr>
             </w:r>
           </w:p>
@@ -10115,10 +10115,10 @@
           <w:tcPr>
             <w:tcW w:type="dxa" w:w="3628"/>
             <w:tcBorders>
-              <w:top w:val="single" w:sz="4" w:space="0" w:color="D9D9D9"/>
-              <w:left w:val="single" w:sz="4" w:space="0" w:color="D9D9D9"/>
-              <w:bottom w:val="single" w:sz="4" w:space="0" w:color="D9D9D9"/>
-              <w:right w:val="single" w:sz="4" w:space="0" w:color="D9D9D9"/>
+              <w:top w:val="single" w:sz="4" w:space="0" w:color="F5F5F5"/>
+              <w:left w:val="single" w:sz="4" w:space="0" w:color="F5F5F5"/>
+              <w:bottom w:val="single" w:sz="4" w:space="0" w:color="F5F5F5"/>
+              <w:right w:val="single" w:sz="4" w:space="0" w:color="F5F5F5"/>
             </w:tcBorders>
             <w:tcMar>
               <w:top w:w="32" w:type="dxa"/>
@@ -10140,7 +10140,7 @@
                 <w:b w:val="0"/>
                 <w:sz w:val="13"/>
                 <w:color w:val="1A1A1A"/>
-                <w:spacing w:val="2"/>
+                <w:spacing w:val="0"/>
               </w:rPr>
               <w:t>城市 / 州 / 邮政编码</w:t>
             </w:r>
@@ -10150,10 +10150,10 @@
           <w:tcPr>
             <w:tcW w:type="dxa" w:w="3628"/>
             <w:tcBorders>
-              <w:top w:val="single" w:sz="4" w:space="0" w:color="D9D9D9"/>
-              <w:left w:val="single" w:sz="4" w:space="0" w:color="D9D9D9"/>
-              <w:bottom w:val="single" w:sz="4" w:space="0" w:color="D9D9D9"/>
-              <w:right w:val="single" w:sz="4" w:space="0" w:color="D9D9D9"/>
+              <w:top w:val="single" w:sz="4" w:space="0" w:color="F5F5F5"/>
+              <w:left w:val="single" w:sz="4" w:space="0" w:color="F5F5F5"/>
+              <w:bottom w:val="single" w:sz="4" w:space="0" w:color="F5F5F5"/>
+              <w:right w:val="single" w:sz="4" w:space="0" w:color="F5F5F5"/>
             </w:tcBorders>
             <w:tcMar>
               <w:top w:w="32" w:type="dxa"/>
@@ -10175,7 +10175,7 @@
                 <w:b w:val="0"/>
                 <w:sz w:val="13"/>
                 <w:color w:val="1A1A1A"/>
-                <w:spacing w:val="2"/>
+                <w:spacing w:val="0"/>
               </w:rPr>
             </w:r>
           </w:p>
@@ -10189,10 +10189,10 @@
           <w:tcPr>
             <w:tcW w:type="dxa" w:w="3628"/>
             <w:tcBorders>
-              <w:top w:val="single" w:sz="4" w:space="0" w:color="D9D9D9"/>
-              <w:left w:val="single" w:sz="4" w:space="0" w:color="D9D9D9"/>
-              <w:bottom w:val="single" w:sz="4" w:space="0" w:color="D9D9D9"/>
-              <w:right w:val="single" w:sz="4" w:space="0" w:color="D9D9D9"/>
+              <w:top w:val="single" w:sz="4" w:space="0" w:color="F5F5F5"/>
+              <w:left w:val="single" w:sz="4" w:space="0" w:color="F5F5F5"/>
+              <w:bottom w:val="single" w:sz="4" w:space="0" w:color="F5F5F5"/>
+              <w:right w:val="single" w:sz="4" w:space="0" w:color="F5F5F5"/>
             </w:tcBorders>
             <w:tcMar>
               <w:top w:w="32" w:type="dxa"/>
@@ -10214,7 +10214,7 @@
                 <w:b w:val="0"/>
                 <w:sz w:val="13"/>
                 <w:color w:val="1A1A1A"/>
-                <w:spacing w:val="2"/>
+                <w:spacing w:val="0"/>
               </w:rPr>
               <w:t>电话号码</w:t>
             </w:r>
@@ -10224,10 +10224,10 @@
           <w:tcPr>
             <w:tcW w:type="dxa" w:w="3628"/>
             <w:tcBorders>
-              <w:top w:val="single" w:sz="4" w:space="0" w:color="D9D9D9"/>
-              <w:left w:val="single" w:sz="4" w:space="0" w:color="D9D9D9"/>
-              <w:bottom w:val="single" w:sz="4" w:space="0" w:color="D9D9D9"/>
-              <w:right w:val="single" w:sz="4" w:space="0" w:color="D9D9D9"/>
+              <w:top w:val="single" w:sz="4" w:space="0" w:color="F5F5F5"/>
+              <w:left w:val="single" w:sz="4" w:space="0" w:color="F5F5F5"/>
+              <w:bottom w:val="single" w:sz="4" w:space="0" w:color="F5F5F5"/>
+              <w:right w:val="single" w:sz="4" w:space="0" w:color="F5F5F5"/>
             </w:tcBorders>
             <w:tcMar>
               <w:top w:w="32" w:type="dxa"/>
@@ -10249,7 +10249,7 @@
                 <w:b w:val="0"/>
                 <w:sz w:val="13"/>
                 <w:color w:val="1A1A1A"/>
-                <w:spacing w:val="2"/>
+                <w:spacing w:val="0"/>
               </w:rPr>
             </w:r>
           </w:p>
@@ -10263,10 +10263,10 @@
           <w:tcPr>
             <w:tcW w:type="dxa" w:w="3628"/>
             <w:tcBorders>
-              <w:top w:val="single" w:sz="4" w:space="0" w:color="D9D9D9"/>
-              <w:left w:val="single" w:sz="4" w:space="0" w:color="D9D9D9"/>
-              <w:bottom w:val="single" w:sz="4" w:space="0" w:color="D9D9D9"/>
-              <w:right w:val="single" w:sz="4" w:space="0" w:color="D9D9D9"/>
+              <w:top w:val="single" w:sz="4" w:space="0" w:color="F5F5F5"/>
+              <w:left w:val="single" w:sz="4" w:space="0" w:color="F5F5F5"/>
+              <w:bottom w:val="single" w:sz="4" w:space="0" w:color="F5F5F5"/>
+              <w:right w:val="single" w:sz="4" w:space="0" w:color="F5F5F5"/>
             </w:tcBorders>
             <w:tcMar>
               <w:top w:w="32" w:type="dxa"/>
@@ -10288,7 +10288,7 @@
                 <w:b w:val="0"/>
                 <w:sz w:val="13"/>
                 <w:color w:val="1A1A1A"/>
-                <w:spacing w:val="2"/>
+                <w:spacing w:val="0"/>
               </w:rPr>
               <w:t>电子邮件地址</w:t>
             </w:r>
@@ -10298,10 +10298,10 @@
           <w:tcPr>
             <w:tcW w:type="dxa" w:w="3628"/>
             <w:tcBorders>
-              <w:top w:val="single" w:sz="4" w:space="0" w:color="D9D9D9"/>
-              <w:left w:val="single" w:sz="4" w:space="0" w:color="D9D9D9"/>
-              <w:bottom w:val="single" w:sz="4" w:space="0" w:color="D9D9D9"/>
-              <w:right w:val="single" w:sz="4" w:space="0" w:color="D9D9D9"/>
+              <w:top w:val="single" w:sz="4" w:space="0" w:color="F5F5F5"/>
+              <w:left w:val="single" w:sz="4" w:space="0" w:color="F5F5F5"/>
+              <w:bottom w:val="single" w:sz="4" w:space="0" w:color="F5F5F5"/>
+              <w:right w:val="single" w:sz="4" w:space="0" w:color="F5F5F5"/>
             </w:tcBorders>
             <w:tcMar>
               <w:top w:w="32" w:type="dxa"/>
@@ -10323,7 +10323,7 @@
                 <w:b w:val="0"/>
                 <w:sz w:val="13"/>
                 <w:color w:val="1A1A1A"/>
-                <w:spacing w:val="2"/>
+                <w:spacing w:val="0"/>
               </w:rPr>
             </w:r>
           </w:p>
@@ -10337,10 +10337,10 @@
           <w:tcPr>
             <w:tcW w:type="dxa" w:w="3628"/>
             <w:tcBorders>
-              <w:top w:val="single" w:sz="4" w:space="0" w:color="D9D9D9"/>
-              <w:left w:val="single" w:sz="4" w:space="0" w:color="D9D9D9"/>
-              <w:bottom w:val="single" w:sz="4" w:space="0" w:color="D9D9D9"/>
-              <w:right w:val="single" w:sz="4" w:space="0" w:color="D9D9D9"/>
+              <w:top w:val="single" w:sz="4" w:space="0" w:color="F5F5F5"/>
+              <w:left w:val="single" w:sz="4" w:space="0" w:color="F5F5F5"/>
+              <w:bottom w:val="single" w:sz="4" w:space="0" w:color="F5F5F5"/>
+              <w:right w:val="single" w:sz="4" w:space="0" w:color="F5F5F5"/>
             </w:tcBorders>
             <w:tcMar>
               <w:top w:w="32" w:type="dxa"/>
@@ -10362,7 +10362,7 @@
                 <w:b w:val="0"/>
                 <w:sz w:val="13"/>
                 <w:color w:val="1A1A1A"/>
-                <w:spacing w:val="2"/>
+                <w:spacing w:val="0"/>
               </w:rPr>
               <w:t>原始购买日期</w:t>
             </w:r>
@@ -10372,10 +10372,10 @@
           <w:tcPr>
             <w:tcW w:type="dxa" w:w="3628"/>
             <w:tcBorders>
-              <w:top w:val="single" w:sz="4" w:space="0" w:color="D9D9D9"/>
-              <w:left w:val="single" w:sz="4" w:space="0" w:color="D9D9D9"/>
-              <w:bottom w:val="single" w:sz="4" w:space="0" w:color="D9D9D9"/>
-              <w:right w:val="single" w:sz="4" w:space="0" w:color="D9D9D9"/>
+              <w:top w:val="single" w:sz="4" w:space="0" w:color="F5F5F5"/>
+              <w:left w:val="single" w:sz="4" w:space="0" w:color="F5F5F5"/>
+              <w:bottom w:val="single" w:sz="4" w:space="0" w:color="F5F5F5"/>
+              <w:right w:val="single" w:sz="4" w:space="0" w:color="F5F5F5"/>
             </w:tcBorders>
             <w:tcMar>
               <w:top w:w="32" w:type="dxa"/>
@@ -10397,7 +10397,7 @@
                 <w:b w:val="0"/>
                 <w:sz w:val="13"/>
                 <w:color w:val="1A1A1A"/>
-                <w:spacing w:val="2"/>
+                <w:spacing w:val="0"/>
               </w:rPr>
             </w:r>
           </w:p>
@@ -10411,10 +10411,10 @@
           <w:tcPr>
             <w:tcW w:type="dxa" w:w="3628"/>
             <w:tcBorders>
-              <w:top w:val="single" w:sz="4" w:space="0" w:color="D9D9D9"/>
-              <w:left w:val="single" w:sz="4" w:space="0" w:color="D9D9D9"/>
-              <w:bottom w:val="single" w:sz="4" w:space="0" w:color="D9D9D9"/>
-              <w:right w:val="single" w:sz="4" w:space="0" w:color="D9D9D9"/>
+              <w:top w:val="single" w:sz="4" w:space="0" w:color="F5F5F5"/>
+              <w:left w:val="single" w:sz="4" w:space="0" w:color="F5F5F5"/>
+              <w:bottom w:val="single" w:sz="4" w:space="0" w:color="F5F5F5"/>
+              <w:right w:val="single" w:sz="4" w:space="0" w:color="F5F5F5"/>
             </w:tcBorders>
             <w:tcMar>
               <w:top w:w="32" w:type="dxa"/>
@@ -10436,7 +10436,7 @@
                 <w:b w:val="0"/>
                 <w:sz w:val="13"/>
                 <w:color w:val="1A1A1A"/>
-                <w:spacing w:val="2"/>
+                <w:spacing w:val="0"/>
               </w:rPr>
               <w:t>产品型号</w:t>
             </w:r>
@@ -10446,10 +10446,10 @@
           <w:tcPr>
             <w:tcW w:type="dxa" w:w="3628"/>
             <w:tcBorders>
-              <w:top w:val="single" w:sz="4" w:space="0" w:color="D9D9D9"/>
-              <w:left w:val="single" w:sz="4" w:space="0" w:color="D9D9D9"/>
-              <w:bottom w:val="single" w:sz="4" w:space="0" w:color="D9D9D9"/>
-              <w:right w:val="single" w:sz="4" w:space="0" w:color="D9D9D9"/>
+              <w:top w:val="single" w:sz="4" w:space="0" w:color="F5F5F5"/>
+              <w:left w:val="single" w:sz="4" w:space="0" w:color="F5F5F5"/>
+              <w:bottom w:val="single" w:sz="4" w:space="0" w:color="F5F5F5"/>
+              <w:right w:val="single" w:sz="4" w:space="0" w:color="F5F5F5"/>
             </w:tcBorders>
             <w:tcMar>
               <w:top w:w="32" w:type="dxa"/>
@@ -10471,7 +10471,7 @@
                 <w:b w:val="0"/>
                 <w:sz w:val="13"/>
                 <w:color w:val="1A1A1A"/>
-                <w:spacing w:val="2"/>
+                <w:spacing w:val="0"/>
               </w:rPr>
             </w:r>
           </w:p>
@@ -10485,10 +10485,10 @@
           <w:tcPr>
             <w:tcW w:type="dxa" w:w="3628"/>
             <w:tcBorders>
-              <w:top w:val="single" w:sz="4" w:space="0" w:color="D9D9D9"/>
-              <w:left w:val="single" w:sz="4" w:space="0" w:color="D9D9D9"/>
-              <w:bottom w:val="single" w:sz="4" w:space="0" w:color="D9D9D9"/>
-              <w:right w:val="single" w:sz="4" w:space="0" w:color="D9D9D9"/>
+              <w:top w:val="single" w:sz="4" w:space="0" w:color="F5F5F5"/>
+              <w:left w:val="single" w:sz="4" w:space="0" w:color="F5F5F5"/>
+              <w:bottom w:val="single" w:sz="4" w:space="0" w:color="F5F5F5"/>
+              <w:right w:val="single" w:sz="4" w:space="0" w:color="F5F5F5"/>
             </w:tcBorders>
             <w:tcMar>
               <w:top w:w="32" w:type="dxa"/>
@@ -10510,7 +10510,7 @@
                 <w:b w:val="0"/>
                 <w:sz w:val="13"/>
                 <w:color w:val="1A1A1A"/>
-                <w:spacing w:val="2"/>
+                <w:spacing w:val="0"/>
               </w:rPr>
               <w:t>序列号（如适用）</w:t>
             </w:r>
@@ -10520,10 +10520,10 @@
           <w:tcPr>
             <w:tcW w:type="dxa" w:w="3628"/>
             <w:tcBorders>
-              <w:top w:val="single" w:sz="4" w:space="0" w:color="D9D9D9"/>
-              <w:left w:val="single" w:sz="4" w:space="0" w:color="D9D9D9"/>
-              <w:bottom w:val="single" w:sz="4" w:space="0" w:color="D9D9D9"/>
-              <w:right w:val="single" w:sz="4" w:space="0" w:color="D9D9D9"/>
+              <w:top w:val="single" w:sz="4" w:space="0" w:color="F5F5F5"/>
+              <w:left w:val="single" w:sz="4" w:space="0" w:color="F5F5F5"/>
+              <w:bottom w:val="single" w:sz="4" w:space="0" w:color="F5F5F5"/>
+              <w:right w:val="single" w:sz="4" w:space="0" w:color="F5F5F5"/>
             </w:tcBorders>
             <w:tcMar>
               <w:top w:w="32" w:type="dxa"/>
@@ -10545,7 +10545,7 @@
                 <w:b w:val="0"/>
                 <w:sz w:val="13"/>
                 <w:color w:val="1A1A1A"/>
-                <w:spacing w:val="2"/>
+                <w:spacing w:val="0"/>
               </w:rPr>
             </w:r>
           </w:p>
@@ -10559,10 +10559,10 @@
           <w:tcPr>
             <w:tcW w:type="dxa" w:w="3628"/>
             <w:tcBorders>
-              <w:top w:val="single" w:sz="4" w:space="0" w:color="D9D9D9"/>
-              <w:left w:val="single" w:sz="4" w:space="0" w:color="D9D9D9"/>
-              <w:bottom w:val="single" w:sz="4" w:space="0" w:color="D9D9D9"/>
-              <w:right w:val="single" w:sz="4" w:space="0" w:color="D9D9D9"/>
+              <w:top w:val="single" w:sz="4" w:space="0" w:color="F5F5F5"/>
+              <w:left w:val="single" w:sz="4" w:space="0" w:color="F5F5F5"/>
+              <w:bottom w:val="single" w:sz="4" w:space="0" w:color="F5F5F5"/>
+              <w:right w:val="single" w:sz="4" w:space="0" w:color="F5F5F5"/>
             </w:tcBorders>
             <w:tcMar>
               <w:top w:w="32" w:type="dxa"/>
@@ -10584,7 +10584,7 @@
                 <w:b w:val="0"/>
                 <w:sz w:val="13"/>
                 <w:color w:val="1A1A1A"/>
-                <w:spacing w:val="2"/>
+                <w:spacing w:val="0"/>
               </w:rPr>
               <w:t>商户名称</w:t>
             </w:r>
@@ -10594,10 +10594,10 @@
           <w:tcPr>
             <w:tcW w:type="dxa" w:w="3628"/>
             <w:tcBorders>
-              <w:top w:val="single" w:sz="4" w:space="0" w:color="D9D9D9"/>
-              <w:left w:val="single" w:sz="4" w:space="0" w:color="D9D9D9"/>
-              <w:bottom w:val="single" w:sz="4" w:space="0" w:color="D9D9D9"/>
-              <w:right w:val="single" w:sz="4" w:space="0" w:color="D9D9D9"/>
+              <w:top w:val="single" w:sz="4" w:space="0" w:color="F5F5F5"/>
+              <w:left w:val="single" w:sz="4" w:space="0" w:color="F5F5F5"/>
+              <w:bottom w:val="single" w:sz="4" w:space="0" w:color="F5F5F5"/>
+              <w:right w:val="single" w:sz="4" w:space="0" w:color="F5F5F5"/>
             </w:tcBorders>
             <w:tcMar>
               <w:top w:w="32" w:type="dxa"/>
@@ -10619,7 +10619,7 @@
                 <w:b w:val="0"/>
                 <w:sz w:val="13"/>
                 <w:color w:val="1A1A1A"/>
-                <w:spacing w:val="2"/>
+                <w:spacing w:val="0"/>
               </w:rPr>
             </w:r>
           </w:p>
@@ -10701,8 +10701,8 @@
               <w:rFonts w:ascii="Arial" w:hAnsi="Arial" w:cs="Arial" w:eastAsia="Microsoft YaHei"/>
               <w:b w:val="0"/>
               <w:sz w:val="10"/>
-              <w:color w:val="8E8E93"/>
-              <w:spacing w:val="5"/>
+              <w:color w:val="E8E8E8"/>
+              <w:spacing w:val="2"/>
             </w:rPr>
             <w:t>威富可 IMT050 说明书</w:t>
           </w:r>
@@ -10734,7 +10734,7 @@
               <w:rFonts w:ascii="Courier New" w:hAnsi="Courier New" w:cs="Courier New" w:eastAsia="Microsoft YaHei"/>
               <w:b w:val="0"/>
               <w:sz w:val="10"/>
-              <w:color w:val="8E8E93"/>
+              <w:color w:val="E8E8E8"/>
             </w:rPr>
             <w:t>10</w:t>
           </w:r>
@@ -10798,8 +10798,8 @@
               <w:rFonts w:ascii="Arial" w:hAnsi="Arial" w:cs="Arial" w:eastAsia="Microsoft YaHei"/>
               <w:b w:val="0"/>
               <w:sz w:val="10"/>
-              <w:color w:val="8E8E93"/>
-              <w:spacing w:val="5"/>
+              <w:color w:val="E8E8E8"/>
+              <w:spacing w:val="2"/>
             </w:rPr>
             <w:t>威富可 IMT050 说明书</w:t>
           </w:r>
@@ -10831,7 +10831,7 @@
               <w:rFonts w:ascii="Courier New" w:hAnsi="Courier New" w:cs="Courier New" w:eastAsia="Microsoft YaHei"/>
               <w:b w:val="0"/>
               <w:sz w:val="10"/>
-              <w:color w:val="8E8E93"/>
+              <w:color w:val="E8E8E8"/>
             </w:rPr>
             <w:t>11</w:t>
           </w:r>
@@ -10895,8 +10895,8 @@
               <w:rFonts w:ascii="Arial" w:hAnsi="Arial" w:cs="Arial" w:eastAsia="Microsoft YaHei"/>
               <w:b w:val="0"/>
               <w:sz w:val="10"/>
-              <w:color w:val="8E8E93"/>
-              <w:spacing w:val="5"/>
+              <w:color w:val="E8E8E8"/>
+              <w:spacing w:val="2"/>
             </w:rPr>
             <w:t>威富可 IMT050 说明书</w:t>
           </w:r>
@@ -10928,7 +10928,7 @@
               <w:rFonts w:ascii="Courier New" w:hAnsi="Courier New" w:cs="Courier New" w:eastAsia="Microsoft YaHei"/>
               <w:b w:val="0"/>
               <w:sz w:val="10"/>
-              <w:color w:val="8E8E93"/>
+              <w:color w:val="E8E8E8"/>
             </w:rPr>
             <w:t>12</w:t>
           </w:r>
@@ -10992,8 +10992,8 @@
               <w:rFonts w:ascii="Arial" w:hAnsi="Arial" w:cs="Arial" w:eastAsia="Microsoft YaHei"/>
               <w:b w:val="0"/>
               <w:sz w:val="10"/>
-              <w:color w:val="8E8E93"/>
-              <w:spacing w:val="5"/>
+              <w:color w:val="E8E8E8"/>
+              <w:spacing w:val="2"/>
             </w:rPr>
             <w:t>威富可 IMT050 说明书</w:t>
           </w:r>
@@ -11025,7 +11025,7 @@
               <w:rFonts w:ascii="Courier New" w:hAnsi="Courier New" w:cs="Courier New" w:eastAsia="Microsoft YaHei"/>
               <w:b w:val="0"/>
               <w:sz w:val="10"/>
-              <w:color w:val="8E8E93"/>
+              <w:color w:val="E8E8E8"/>
             </w:rPr>
             <w:t>13</w:t>
           </w:r>
@@ -11089,8 +11089,8 @@
               <w:rFonts w:ascii="Arial" w:hAnsi="Arial" w:cs="Arial" w:eastAsia="Microsoft YaHei"/>
               <w:b w:val="0"/>
               <w:sz w:val="10"/>
-              <w:color w:val="8E8E93"/>
-              <w:spacing w:val="5"/>
+              <w:color w:val="E8E8E8"/>
+              <w:spacing w:val="2"/>
             </w:rPr>
             <w:t>威富可 IMT050 说明书</w:t>
           </w:r>
@@ -11122,7 +11122,7 @@
               <w:rFonts w:ascii="Courier New" w:hAnsi="Courier New" w:cs="Courier New" w:eastAsia="Microsoft YaHei"/>
               <w:b w:val="0"/>
               <w:sz w:val="10"/>
-              <w:color w:val="8E8E93"/>
+              <w:color w:val="E8E8E8"/>
             </w:rPr>
             <w:t>14</w:t>
           </w:r>
@@ -11186,8 +11186,8 @@
               <w:rFonts w:ascii="Arial" w:hAnsi="Arial" w:cs="Arial" w:eastAsia="Microsoft YaHei"/>
               <w:b w:val="0"/>
               <w:sz w:val="10"/>
-              <w:color w:val="8E8E93"/>
-              <w:spacing w:val="5"/>
+              <w:color w:val="E8E8E8"/>
+              <w:spacing w:val="2"/>
             </w:rPr>
             <w:t>威富可 IMT050 说明书</w:t>
           </w:r>
@@ -11219,7 +11219,7 @@
               <w:rFonts w:ascii="Courier New" w:hAnsi="Courier New" w:cs="Courier New" w:eastAsia="Microsoft YaHei"/>
               <w:b w:val="0"/>
               <w:sz w:val="10"/>
-              <w:color w:val="8E8E93"/>
+              <w:color w:val="E8E8E8"/>
             </w:rPr>
             <w:t>15</w:t>
           </w:r>
@@ -11283,8 +11283,8 @@
               <w:rFonts w:ascii="Arial" w:hAnsi="Arial" w:cs="Arial" w:eastAsia="Microsoft YaHei"/>
               <w:b w:val="0"/>
               <w:sz w:val="10"/>
-              <w:color w:val="8E8E93"/>
-              <w:spacing w:val="5"/>
+              <w:color w:val="E8E8E8"/>
+              <w:spacing w:val="2"/>
             </w:rPr>
             <w:t>威富可 IMT050 说明书</w:t>
           </w:r>
@@ -11316,7 +11316,7 @@
               <w:rFonts w:ascii="Courier New" w:hAnsi="Courier New" w:cs="Courier New" w:eastAsia="Microsoft YaHei"/>
               <w:b w:val="0"/>
               <w:sz w:val="10"/>
-              <w:color w:val="8E8E93"/>
+              <w:color w:val="E8E8E8"/>
             </w:rPr>
             <w:t>2</w:t>
           </w:r>
@@ -11380,8 +11380,8 @@
               <w:rFonts w:ascii="Arial" w:hAnsi="Arial" w:cs="Arial" w:eastAsia="Microsoft YaHei"/>
               <w:b w:val="0"/>
               <w:sz w:val="10"/>
-              <w:color w:val="8E8E93"/>
-              <w:spacing w:val="5"/>
+              <w:color w:val="E8E8E8"/>
+              <w:spacing w:val="2"/>
             </w:rPr>
             <w:t>威富可 IMT050 说明书</w:t>
           </w:r>
@@ -11413,7 +11413,7 @@
               <w:rFonts w:ascii="Courier New" w:hAnsi="Courier New" w:cs="Courier New" w:eastAsia="Microsoft YaHei"/>
               <w:b w:val="0"/>
               <w:sz w:val="10"/>
-              <w:color w:val="8E8E93"/>
+              <w:color w:val="E8E8E8"/>
             </w:rPr>
             <w:t>3</w:t>
           </w:r>
@@ -11477,8 +11477,8 @@
               <w:rFonts w:ascii="Arial" w:hAnsi="Arial" w:cs="Arial" w:eastAsia="Microsoft YaHei"/>
               <w:b w:val="0"/>
               <w:sz w:val="10"/>
-              <w:color w:val="8E8E93"/>
-              <w:spacing w:val="5"/>
+              <w:color w:val="E8E8E8"/>
+              <w:spacing w:val="2"/>
             </w:rPr>
             <w:t>威富可 IMT050 说明书</w:t>
           </w:r>
@@ -11510,7 +11510,7 @@
               <w:rFonts w:ascii="Courier New" w:hAnsi="Courier New" w:cs="Courier New" w:eastAsia="Microsoft YaHei"/>
               <w:b w:val="0"/>
               <w:sz w:val="10"/>
-              <w:color w:val="8E8E93"/>
+              <w:color w:val="E8E8E8"/>
             </w:rPr>
             <w:t>4</w:t>
           </w:r>
@@ -11574,8 +11574,8 @@
               <w:rFonts w:ascii="Arial" w:hAnsi="Arial" w:cs="Arial" w:eastAsia="Microsoft YaHei"/>
               <w:b w:val="0"/>
               <w:sz w:val="10"/>
-              <w:color w:val="8E8E93"/>
-              <w:spacing w:val="5"/>
+              <w:color w:val="E8E8E8"/>
+              <w:spacing w:val="2"/>
             </w:rPr>
             <w:t>威富可 IMT050 说明书</w:t>
           </w:r>
@@ -11607,7 +11607,7 @@
               <w:rFonts w:ascii="Courier New" w:hAnsi="Courier New" w:cs="Courier New" w:eastAsia="Microsoft YaHei"/>
               <w:b w:val="0"/>
               <w:sz w:val="10"/>
-              <w:color w:val="8E8E93"/>
+              <w:color w:val="E8E8E8"/>
             </w:rPr>
             <w:t>5</w:t>
           </w:r>
@@ -11671,8 +11671,8 @@
               <w:rFonts w:ascii="Arial" w:hAnsi="Arial" w:cs="Arial" w:eastAsia="Microsoft YaHei"/>
               <w:b w:val="0"/>
               <w:sz w:val="10"/>
-              <w:color w:val="8E8E93"/>
-              <w:spacing w:val="5"/>
+              <w:color w:val="E8E8E8"/>
+              <w:spacing w:val="2"/>
             </w:rPr>
             <w:t>威富可 IMT050 说明书</w:t>
           </w:r>
@@ -11704,7 +11704,7 @@
               <w:rFonts w:ascii="Courier New" w:hAnsi="Courier New" w:cs="Courier New" w:eastAsia="Microsoft YaHei"/>
               <w:b w:val="0"/>
               <w:sz w:val="10"/>
-              <w:color w:val="8E8E93"/>
+              <w:color w:val="E8E8E8"/>
             </w:rPr>
             <w:t>6</w:t>
           </w:r>
@@ -11768,8 +11768,8 @@
               <w:rFonts w:ascii="Arial" w:hAnsi="Arial" w:cs="Arial" w:eastAsia="Microsoft YaHei"/>
               <w:b w:val="0"/>
               <w:sz w:val="10"/>
-              <w:color w:val="8E8E93"/>
-              <w:spacing w:val="5"/>
+              <w:color w:val="E8E8E8"/>
+              <w:spacing w:val="2"/>
             </w:rPr>
             <w:t>威富可 IMT050 说明书</w:t>
           </w:r>
@@ -11801,7 +11801,7 @@
               <w:rFonts w:ascii="Courier New" w:hAnsi="Courier New" w:cs="Courier New" w:eastAsia="Microsoft YaHei"/>
               <w:b w:val="0"/>
               <w:sz w:val="10"/>
-              <w:color w:val="8E8E93"/>
+              <w:color w:val="E8E8E8"/>
             </w:rPr>
             <w:t>7</w:t>
           </w:r>
@@ -11865,8 +11865,8 @@
               <w:rFonts w:ascii="Arial" w:hAnsi="Arial" w:cs="Arial" w:eastAsia="Microsoft YaHei"/>
               <w:b w:val="0"/>
               <w:sz w:val="10"/>
-              <w:color w:val="8E8E93"/>
-              <w:spacing w:val="5"/>
+              <w:color w:val="E8E8E8"/>
+              <w:spacing w:val="2"/>
             </w:rPr>
             <w:t>威富可 IMT050 说明书</w:t>
           </w:r>
@@ -11898,7 +11898,7 @@
               <w:rFonts w:ascii="Courier New" w:hAnsi="Courier New" w:cs="Courier New" w:eastAsia="Microsoft YaHei"/>
               <w:b w:val="0"/>
               <w:sz w:val="10"/>
-              <w:color w:val="8E8E93"/>
+              <w:color w:val="E8E8E8"/>
             </w:rPr>
             <w:t>8</w:t>
           </w:r>
@@ -11962,8 +11962,8 @@
               <w:rFonts w:ascii="Arial" w:hAnsi="Arial" w:cs="Arial" w:eastAsia="Microsoft YaHei"/>
               <w:b w:val="0"/>
               <w:sz w:val="10"/>
-              <w:color w:val="8E8E93"/>
-              <w:spacing w:val="5"/>
+              <w:color w:val="E8E8E8"/>
+              <w:spacing w:val="2"/>
             </w:rPr>
             <w:t>威富可 IMT050 说明书</w:t>
           </w:r>
@@ -11995,7 +11995,7 @@
               <w:rFonts w:ascii="Courier New" w:hAnsi="Courier New" w:cs="Courier New" w:eastAsia="Microsoft YaHei"/>
               <w:b w:val="0"/>
               <w:sz w:val="10"/>
-              <w:color w:val="8E8E93"/>
+              <w:color w:val="E8E8E8"/>
             </w:rPr>
             <w:t>9</w:t>
           </w:r>
